--- a/Notes/string.docx
+++ b/Notes/string.docx
@@ -310,7 +310,27 @@
           <w:szCs w:val="20"/>
           <w:lang w:eastAsia="en-IN"/>
         </w:rPr>
-        <w:t>name = "Sakshi"</w:t>
+        <w:t>name = "</w:t>
+      </w:r>
+      <w:proofErr w:type="spellStart"/>
+      <w:r>
+        <w:rPr>
+          <w:rFonts w:ascii="Courier New" w:eastAsia="Times New Roman" w:hAnsi="Courier New" w:cs="Courier New"/>
+          <w:sz w:val="20"/>
+          <w:szCs w:val="20"/>
+          <w:lang w:eastAsia="en-IN"/>
+        </w:rPr>
+        <w:t>Sakshi</w:t>
+      </w:r>
+      <w:proofErr w:type="spellEnd"/>
+      <w:r>
+        <w:rPr>
+          <w:rFonts w:ascii="Courier New" w:eastAsia="Times New Roman" w:hAnsi="Courier New" w:cs="Courier New"/>
+          <w:sz w:val="20"/>
+          <w:szCs w:val="20"/>
+          <w:lang w:eastAsia="en-IN"/>
+        </w:rPr>
+        <w:t>"</w:t>
       </w:r>
       <w:r>
         <w:rPr>
@@ -339,7 +359,26 @@
           <w:lang w:eastAsia="en-IN"/>
         </w:rPr>
         <w:br/>
-        <w:t>msg = """Hello</w:t>
+      </w:r>
+      <w:proofErr w:type="spellStart"/>
+      <w:r>
+        <w:rPr>
+          <w:rFonts w:ascii="Courier New" w:eastAsia="Times New Roman" w:hAnsi="Courier New" w:cs="Courier New"/>
+          <w:sz w:val="20"/>
+          <w:szCs w:val="20"/>
+          <w:lang w:eastAsia="en-IN"/>
+        </w:rPr>
+        <w:t>msg</w:t>
+      </w:r>
+      <w:proofErr w:type="spellEnd"/>
+      <w:r>
+        <w:rPr>
+          <w:rFonts w:ascii="Courier New" w:eastAsia="Times New Roman" w:hAnsi="Courier New" w:cs="Courier New"/>
+          <w:sz w:val="20"/>
+          <w:szCs w:val="20"/>
+          <w:lang w:eastAsia="en-IN"/>
+        </w:rPr>
+        <w:t xml:space="preserve"> = """Hello</w:t>
       </w:r>
       <w:r>
         <w:rPr>
@@ -800,14 +839,25 @@
           <w:lang w:eastAsia="en-IN"/>
         </w:rPr>
       </w:pPr>
-      <w:r>
-        <w:rPr>
-          <w:rFonts w:ascii="Times New Roman" w:eastAsia="Times New Roman" w:hAnsi="Times New Roman" w:cs="Times New Roman"/>
-          <w:sz w:val="24"/>
-          <w:szCs w:val="24"/>
-          <w:lang w:eastAsia="en-IN"/>
-        </w:rPr>
-        <w:t xml:space="preserve">Hashable (can be dictionary keys) </w:t>
+      <w:proofErr w:type="spellStart"/>
+      <w:r>
+        <w:rPr>
+          <w:rFonts w:ascii="Times New Roman" w:eastAsia="Times New Roman" w:hAnsi="Times New Roman" w:cs="Times New Roman"/>
+          <w:sz w:val="24"/>
+          <w:szCs w:val="24"/>
+          <w:lang w:eastAsia="en-IN"/>
+        </w:rPr>
+        <w:t>Hashable</w:t>
+      </w:r>
+      <w:proofErr w:type="spellEnd"/>
+      <w:r>
+        <w:rPr>
+          <w:rFonts w:ascii="Times New Roman" w:eastAsia="Times New Roman" w:hAnsi="Times New Roman" w:cs="Times New Roman"/>
+          <w:sz w:val="24"/>
+          <w:szCs w:val="24"/>
+          <w:lang w:eastAsia="en-IN"/>
+        </w:rPr>
+        <w:t xml:space="preserve"> (can be dictionary keys) </w:t>
       </w:r>
     </w:p>
     <w:p>
@@ -1503,6 +1553,7 @@
           <w:lang w:eastAsia="en-IN"/>
         </w:rPr>
       </w:pPr>
+      <w:proofErr w:type="spellStart"/>
       <w:r>
         <w:rPr>
           <w:rFonts w:ascii="Courier New" w:eastAsia="Times New Roman" w:hAnsi="Courier New" w:cs="Courier New"/>
@@ -1512,6 +1563,7 @@
         </w:rPr>
         <w:t>TypeError</w:t>
       </w:r>
+      <w:proofErr w:type="spellEnd"/>
     </w:p>
     <w:p>
       <w:pPr>
@@ -2137,7 +2189,27 @@
           <w:szCs w:val="24"/>
           <w:lang w:eastAsia="en-IN"/>
         </w:rPr>
-        <w:t xml:space="preserve">Documentation (Docstrings) </w:t>
+        <w:t>Documentation (</w:t>
+      </w:r>
+      <w:proofErr w:type="spellStart"/>
+      <w:r>
+        <w:rPr>
+          <w:rFonts w:ascii="Times New Roman" w:eastAsia="Times New Roman" w:hAnsi="Times New Roman" w:cs="Times New Roman"/>
+          <w:sz w:val="24"/>
+          <w:szCs w:val="24"/>
+          <w:lang w:eastAsia="en-IN"/>
+        </w:rPr>
+        <w:t>Docstrings</w:t>
+      </w:r>
+      <w:proofErr w:type="spellEnd"/>
+      <w:r>
+        <w:rPr>
+          <w:rFonts w:ascii="Times New Roman" w:eastAsia="Times New Roman" w:hAnsi="Times New Roman" w:cs="Times New Roman"/>
+          <w:sz w:val="24"/>
+          <w:szCs w:val="24"/>
+          <w:lang w:eastAsia="en-IN"/>
+        </w:rPr>
+        <w:t xml:space="preserve">) </w:t>
       </w:r>
     </w:p>
     <w:p>
@@ -2455,6 +2527,7 @@
         </w:rPr>
         <w:t>name = "</w:t>
       </w:r>
+      <w:proofErr w:type="spellStart"/>
       <w:r>
         <w:rPr>
           <w:rFonts w:ascii="Nirmala UI" w:eastAsia="Times New Roman" w:hAnsi="Nirmala UI" w:cs="Nirmala UI"/>
@@ -2464,6 +2537,7 @@
         </w:rPr>
         <w:t>साक्षी</w:t>
       </w:r>
+      <w:proofErr w:type="spellEnd"/>
       <w:r>
         <w:rPr>
           <w:rFonts w:ascii="Courier New" w:eastAsia="Times New Roman" w:hAnsi="Courier New" w:cs="Courier New"/>
@@ -3129,7 +3203,27 @@
           <w:szCs w:val="20"/>
           <w:lang w:eastAsia="en-IN"/>
         </w:rPr>
-        <w:t>print("Hello\nWorld")</w:t>
+        <w:t>print("Hello\</w:t>
+      </w:r>
+      <w:proofErr w:type="spellStart"/>
+      <w:r>
+        <w:rPr>
+          <w:rFonts w:ascii="Courier New" w:eastAsia="Times New Roman" w:hAnsi="Courier New" w:cs="Courier New"/>
+          <w:sz w:val="20"/>
+          <w:szCs w:val="20"/>
+          <w:lang w:eastAsia="en-IN"/>
+        </w:rPr>
+        <w:t>nWorld</w:t>
+      </w:r>
+      <w:proofErr w:type="spellEnd"/>
+      <w:r>
+        <w:rPr>
+          <w:rFonts w:ascii="Courier New" w:eastAsia="Times New Roman" w:hAnsi="Courier New" w:cs="Courier New"/>
+          <w:sz w:val="20"/>
+          <w:szCs w:val="20"/>
+          <w:lang w:eastAsia="en-IN"/>
+        </w:rPr>
+        <w:t>")</w:t>
       </w:r>
     </w:p>
     <w:p>
@@ -3627,14 +3721,25 @@
           <w:lang w:eastAsia="en-IN"/>
         </w:rPr>
       </w:pPr>
-      <w:r>
-        <w:rPr>
-          <w:rFonts w:ascii="Courier New" w:eastAsia="Times New Roman" w:hAnsi="Courier New" w:cs="Courier New"/>
-          <w:sz w:val="20"/>
-          <w:szCs w:val="20"/>
-          <w:lang w:eastAsia="en-IN"/>
-        </w:rPr>
-        <w:t>name[2]</w:t>
+      <w:proofErr w:type="gramStart"/>
+      <w:r>
+        <w:rPr>
+          <w:rFonts w:ascii="Courier New" w:eastAsia="Times New Roman" w:hAnsi="Courier New" w:cs="Courier New"/>
+          <w:sz w:val="20"/>
+          <w:szCs w:val="20"/>
+          <w:lang w:eastAsia="en-IN"/>
+        </w:rPr>
+        <w:t>name[</w:t>
+      </w:r>
+      <w:proofErr w:type="gramEnd"/>
+      <w:r>
+        <w:rPr>
+          <w:rFonts w:ascii="Courier New" w:eastAsia="Times New Roman" w:hAnsi="Courier New" w:cs="Courier New"/>
+          <w:sz w:val="20"/>
+          <w:szCs w:val="20"/>
+          <w:lang w:eastAsia="en-IN"/>
+        </w:rPr>
+        <w:t>2]</w:t>
       </w:r>
     </w:p>
     <w:p>
@@ -4040,7 +4145,38 @@
           <w:szCs w:val="20"/>
           <w:lang w:eastAsia="en-IN"/>
         </w:rPr>
-        <w:t>string[start:stop:step]</w:t>
+        <w:t>string[</w:t>
+      </w:r>
+      <w:proofErr w:type="spellStart"/>
+      <w:proofErr w:type="gramStart"/>
+      <w:r>
+        <w:rPr>
+          <w:rFonts w:ascii="Courier New" w:eastAsia="Times New Roman" w:hAnsi="Courier New" w:cs="Courier New"/>
+          <w:sz w:val="20"/>
+          <w:szCs w:val="20"/>
+          <w:lang w:eastAsia="en-IN"/>
+        </w:rPr>
+        <w:t>start:stop</w:t>
+      </w:r>
+      <w:proofErr w:type="gramEnd"/>
+      <w:r>
+        <w:rPr>
+          <w:rFonts w:ascii="Courier New" w:eastAsia="Times New Roman" w:hAnsi="Courier New" w:cs="Courier New"/>
+          <w:sz w:val="20"/>
+          <w:szCs w:val="20"/>
+          <w:lang w:eastAsia="en-IN"/>
+        </w:rPr>
+        <w:t>:step</w:t>
+      </w:r>
+      <w:proofErr w:type="spellEnd"/>
+      <w:r>
+        <w:rPr>
+          <w:rFonts w:ascii="Courier New" w:eastAsia="Times New Roman" w:hAnsi="Courier New" w:cs="Courier New"/>
+          <w:sz w:val="20"/>
+          <w:szCs w:val="20"/>
+          <w:lang w:eastAsia="en-IN"/>
+        </w:rPr>
+        <w:t>]</w:t>
       </w:r>
     </w:p>
     <w:p>
@@ -4129,14 +4265,25 @@
           <w:lang w:eastAsia="en-IN"/>
         </w:rPr>
       </w:pPr>
-      <w:r>
-        <w:rPr>
-          <w:rFonts w:ascii="Courier New" w:eastAsia="Times New Roman" w:hAnsi="Courier New" w:cs="Courier New"/>
-          <w:sz w:val="20"/>
-          <w:szCs w:val="20"/>
-          <w:lang w:eastAsia="en-IN"/>
-        </w:rPr>
-        <w:t>name[1:4]</w:t>
+      <w:proofErr w:type="gramStart"/>
+      <w:r>
+        <w:rPr>
+          <w:rFonts w:ascii="Courier New" w:eastAsia="Times New Roman" w:hAnsi="Courier New" w:cs="Courier New"/>
+          <w:sz w:val="20"/>
+          <w:szCs w:val="20"/>
+          <w:lang w:eastAsia="en-IN"/>
+        </w:rPr>
+        <w:t>name[</w:t>
+      </w:r>
+      <w:proofErr w:type="gramEnd"/>
+      <w:r>
+        <w:rPr>
+          <w:rFonts w:ascii="Courier New" w:eastAsia="Times New Roman" w:hAnsi="Courier New" w:cs="Courier New"/>
+          <w:sz w:val="20"/>
+          <w:szCs w:val="20"/>
+          <w:lang w:eastAsia="en-IN"/>
+        </w:rPr>
+        <w:t>1:4]</w:t>
       </w:r>
     </w:p>
     <w:p>
@@ -4187,6 +4334,7 @@
           <w:lang w:eastAsia="en-IN"/>
         </w:rPr>
       </w:pPr>
+      <w:proofErr w:type="spellStart"/>
       <w:r>
         <w:rPr>
           <w:rFonts w:ascii="Courier New" w:eastAsia="Times New Roman" w:hAnsi="Courier New" w:cs="Courier New"/>
@@ -4196,6 +4344,7 @@
         </w:rPr>
         <w:t>yth</w:t>
       </w:r>
+      <w:proofErr w:type="spellEnd"/>
     </w:p>
     <w:p>
       <w:pPr>
@@ -4351,14 +4500,25 @@
           <w:lang w:eastAsia="en-IN"/>
         </w:rPr>
       </w:pPr>
-      <w:r>
-        <w:rPr>
-          <w:rFonts w:ascii="Courier New" w:eastAsia="Times New Roman" w:hAnsi="Courier New" w:cs="Courier New"/>
-          <w:sz w:val="20"/>
-          <w:szCs w:val="20"/>
-          <w:lang w:eastAsia="en-IN"/>
-        </w:rPr>
-        <w:t>email[:3]</w:t>
+      <w:proofErr w:type="gramStart"/>
+      <w:r>
+        <w:rPr>
+          <w:rFonts w:ascii="Courier New" w:eastAsia="Times New Roman" w:hAnsi="Courier New" w:cs="Courier New"/>
+          <w:sz w:val="20"/>
+          <w:szCs w:val="20"/>
+          <w:lang w:eastAsia="en-IN"/>
+        </w:rPr>
+        <w:t>email[</w:t>
+      </w:r>
+      <w:proofErr w:type="gramEnd"/>
+      <w:r>
+        <w:rPr>
+          <w:rFonts w:ascii="Courier New" w:eastAsia="Times New Roman" w:hAnsi="Courier New" w:cs="Courier New"/>
+          <w:sz w:val="20"/>
+          <w:szCs w:val="20"/>
+          <w:lang w:eastAsia="en-IN"/>
+        </w:rPr>
+        <w:t>:3]</w:t>
       </w:r>
     </w:p>
     <w:p>
@@ -4860,14 +5020,25 @@
           <w:lang w:eastAsia="en-IN"/>
         </w:rPr>
       </w:pPr>
-      <w:r>
-        <w:rPr>
-          <w:rFonts w:ascii="Courier New" w:eastAsia="Times New Roman" w:hAnsi="Courier New" w:cs="Courier New"/>
-          <w:sz w:val="20"/>
-          <w:szCs w:val="20"/>
-          <w:lang w:eastAsia="en-IN"/>
-        </w:rPr>
-        <w:t>name[2]</w:t>
+      <w:proofErr w:type="gramStart"/>
+      <w:r>
+        <w:rPr>
+          <w:rFonts w:ascii="Courier New" w:eastAsia="Times New Roman" w:hAnsi="Courier New" w:cs="Courier New"/>
+          <w:sz w:val="20"/>
+          <w:szCs w:val="20"/>
+          <w:lang w:eastAsia="en-IN"/>
+        </w:rPr>
+        <w:t>name[</w:t>
+      </w:r>
+      <w:proofErr w:type="gramEnd"/>
+      <w:r>
+        <w:rPr>
+          <w:rFonts w:ascii="Courier New" w:eastAsia="Times New Roman" w:hAnsi="Courier New" w:cs="Courier New"/>
+          <w:sz w:val="20"/>
+          <w:szCs w:val="20"/>
+          <w:lang w:eastAsia="en-IN"/>
+        </w:rPr>
+        <w:t>2]</w:t>
       </w:r>
     </w:p>
     <w:p>
@@ -4936,14 +5107,25 @@
           <w:lang w:eastAsia="en-IN"/>
         </w:rPr>
       </w:pPr>
-      <w:r>
-        <w:rPr>
-          <w:rFonts w:ascii="Courier New" w:eastAsia="Times New Roman" w:hAnsi="Courier New" w:cs="Courier New"/>
-          <w:sz w:val="20"/>
-          <w:szCs w:val="20"/>
-          <w:lang w:eastAsia="en-IN"/>
-        </w:rPr>
-        <w:t>name[2:5]</w:t>
+      <w:proofErr w:type="gramStart"/>
+      <w:r>
+        <w:rPr>
+          <w:rFonts w:ascii="Courier New" w:eastAsia="Times New Roman" w:hAnsi="Courier New" w:cs="Courier New"/>
+          <w:sz w:val="20"/>
+          <w:szCs w:val="20"/>
+          <w:lang w:eastAsia="en-IN"/>
+        </w:rPr>
+        <w:t>name[</w:t>
+      </w:r>
+      <w:proofErr w:type="gramEnd"/>
+      <w:r>
+        <w:rPr>
+          <w:rFonts w:ascii="Courier New" w:eastAsia="Times New Roman" w:hAnsi="Courier New" w:cs="Courier New"/>
+          <w:sz w:val="20"/>
+          <w:szCs w:val="20"/>
+          <w:lang w:eastAsia="en-IN"/>
+        </w:rPr>
+        <w:t>2:5]</w:t>
       </w:r>
     </w:p>
     <w:p>
@@ -4974,6 +5156,7 @@
           <w:lang w:eastAsia="en-IN"/>
         </w:rPr>
       </w:pPr>
+      <w:proofErr w:type="spellStart"/>
       <w:r>
         <w:rPr>
           <w:rFonts w:ascii="Courier New" w:eastAsia="Times New Roman" w:hAnsi="Courier New" w:cs="Courier New"/>
@@ -4983,6 +5166,7 @@
         </w:rPr>
         <w:t>tho</w:t>
       </w:r>
+      <w:proofErr w:type="spellEnd"/>
     </w:p>
     <w:p>
       <w:pPr>
@@ -5095,7 +5279,27 @@
           <w:szCs w:val="24"/>
           <w:lang w:eastAsia="en-IN"/>
         </w:rPr>
-        <w:t>Strings are iterable.</w:t>
+        <w:t xml:space="preserve">Strings are </w:t>
+      </w:r>
+      <w:proofErr w:type="spellStart"/>
+      <w:r>
+        <w:rPr>
+          <w:rFonts w:ascii="Times New Roman" w:eastAsia="Times New Roman" w:hAnsi="Times New Roman" w:cs="Times New Roman"/>
+          <w:sz w:val="24"/>
+          <w:szCs w:val="24"/>
+          <w:lang w:eastAsia="en-IN"/>
+        </w:rPr>
+        <w:t>iterable</w:t>
+      </w:r>
+      <w:proofErr w:type="spellEnd"/>
+      <w:r>
+        <w:rPr>
+          <w:rFonts w:ascii="Times New Roman" w:eastAsia="Times New Roman" w:hAnsi="Times New Roman" w:cs="Times New Roman"/>
+          <w:sz w:val="24"/>
+          <w:szCs w:val="24"/>
+          <w:lang w:eastAsia="en-IN"/>
+        </w:rPr>
+        <w:t>.</w:t>
       </w:r>
     </w:p>
     <w:p>
@@ -5154,7 +5358,27 @@
           <w:szCs w:val="20"/>
           <w:lang w:eastAsia="en-IN"/>
         </w:rPr>
-        <w:t>for ch in "Python":</w:t>
+        <w:t xml:space="preserve">for </w:t>
+      </w:r>
+      <w:proofErr w:type="spellStart"/>
+      <w:r>
+        <w:rPr>
+          <w:rFonts w:ascii="Courier New" w:eastAsia="Times New Roman" w:hAnsi="Courier New" w:cs="Courier New"/>
+          <w:sz w:val="20"/>
+          <w:szCs w:val="20"/>
+          <w:lang w:eastAsia="en-IN"/>
+        </w:rPr>
+        <w:t>ch</w:t>
+      </w:r>
+      <w:proofErr w:type="spellEnd"/>
+      <w:r>
+        <w:rPr>
+          <w:rFonts w:ascii="Courier New" w:eastAsia="Times New Roman" w:hAnsi="Courier New" w:cs="Courier New"/>
+          <w:sz w:val="20"/>
+          <w:szCs w:val="20"/>
+          <w:lang w:eastAsia="en-IN"/>
+        </w:rPr>
+        <w:t xml:space="preserve"> in "Python":</w:t>
       </w:r>
       <w:r>
         <w:rPr>
@@ -5164,7 +5388,27 @@
           <w:lang w:eastAsia="en-IN"/>
         </w:rPr>
         <w:br/>
-        <w:t xml:space="preserve">    print(ch)</w:t>
+        <w:t xml:space="preserve">    print(</w:t>
+      </w:r>
+      <w:proofErr w:type="spellStart"/>
+      <w:r>
+        <w:rPr>
+          <w:rFonts w:ascii="Courier New" w:eastAsia="Times New Roman" w:hAnsi="Courier New" w:cs="Courier New"/>
+          <w:sz w:val="20"/>
+          <w:szCs w:val="20"/>
+          <w:lang w:eastAsia="en-IN"/>
+        </w:rPr>
+        <w:t>ch</w:t>
+      </w:r>
+      <w:proofErr w:type="spellEnd"/>
+      <w:r>
+        <w:rPr>
+          <w:rFonts w:ascii="Courier New" w:eastAsia="Times New Roman" w:hAnsi="Courier New" w:cs="Courier New"/>
+          <w:sz w:val="20"/>
+          <w:szCs w:val="20"/>
+          <w:lang w:eastAsia="en-IN"/>
+        </w:rPr>
+        <w:t>)</w:t>
       </w:r>
     </w:p>
     <w:p>
@@ -5350,7 +5594,27 @@
           <w:szCs w:val="24"/>
           <w:lang w:eastAsia="en-IN"/>
         </w:rPr>
-        <w:t xml:space="preserve"> Why are strings iterable?</w:t>
+        <w:t xml:space="preserve"> Why are strings </w:t>
+      </w:r>
+      <w:proofErr w:type="spellStart"/>
+      <w:r>
+        <w:rPr>
+          <w:rFonts w:ascii="Times New Roman" w:eastAsia="Times New Roman" w:hAnsi="Times New Roman" w:cs="Times New Roman"/>
+          <w:sz w:val="24"/>
+          <w:szCs w:val="24"/>
+          <w:lang w:eastAsia="en-IN"/>
+        </w:rPr>
+        <w:t>iterable</w:t>
+      </w:r>
+      <w:proofErr w:type="spellEnd"/>
+      <w:r>
+        <w:rPr>
+          <w:rFonts w:ascii="Times New Roman" w:eastAsia="Times New Roman" w:hAnsi="Times New Roman" w:cs="Times New Roman"/>
+          <w:sz w:val="24"/>
+          <w:szCs w:val="24"/>
+          <w:lang w:eastAsia="en-IN"/>
+        </w:rPr>
+        <w:t>?</w:t>
       </w:r>
     </w:p>
     <w:p>
@@ -5522,7 +5786,27 @@
           <w:szCs w:val="20"/>
           <w:lang w:eastAsia="en-IN"/>
         </w:rPr>
-        <w:t>name[::-1]</w:t>
+        <w:t>name</w:t>
+      </w:r>
+      <w:proofErr w:type="gramStart"/>
+      <w:r>
+        <w:rPr>
+          <w:rFonts w:ascii="Courier New" w:eastAsia="Times New Roman" w:hAnsi="Courier New" w:cs="Courier New"/>
+          <w:sz w:val="20"/>
+          <w:szCs w:val="20"/>
+          <w:lang w:eastAsia="en-IN"/>
+        </w:rPr>
+        <w:t>[::</w:t>
+      </w:r>
+      <w:proofErr w:type="gramEnd"/>
+      <w:r>
+        <w:rPr>
+          <w:rFonts w:ascii="Courier New" w:eastAsia="Times New Roman" w:hAnsi="Courier New" w:cs="Courier New"/>
+          <w:sz w:val="20"/>
+          <w:szCs w:val="20"/>
+          <w:lang w:eastAsia="en-IN"/>
+        </w:rPr>
+        <w:t>-1]</w:t>
       </w:r>
     </w:p>
     <w:p>
@@ -5725,7 +6009,27 @@
           <w:szCs w:val="20"/>
           <w:lang w:eastAsia="en-IN"/>
         </w:rPr>
-        <w:t>name[::-1]</w:t>
+        <w:t>name</w:t>
+      </w:r>
+      <w:proofErr w:type="gramStart"/>
+      <w:r>
+        <w:rPr>
+          <w:rFonts w:ascii="Courier New" w:eastAsia="Times New Roman" w:hAnsi="Courier New" w:cs="Courier New"/>
+          <w:sz w:val="20"/>
+          <w:szCs w:val="20"/>
+          <w:lang w:eastAsia="en-IN"/>
+        </w:rPr>
+        <w:t>[::</w:t>
+      </w:r>
+      <w:proofErr w:type="gramEnd"/>
+      <w:r>
+        <w:rPr>
+          <w:rFonts w:ascii="Courier New" w:eastAsia="Times New Roman" w:hAnsi="Courier New" w:cs="Courier New"/>
+          <w:sz w:val="20"/>
+          <w:szCs w:val="20"/>
+          <w:lang w:eastAsia="en-IN"/>
+        </w:rPr>
+        <w:t>-1]</w:t>
       </w:r>
     </w:p>
     <w:p>
@@ -6854,7 +7158,33 @@
           <w:szCs w:val="48"/>
           <w:lang w:eastAsia="en-IN"/>
         </w:rPr>
-        <w:t>Q13. Can Strings be Used as Dictionary Keys?</w:t>
+        <w:t xml:space="preserve">Q13. Can Strings </w:t>
+      </w:r>
+      <w:proofErr w:type="gramStart"/>
+      <w:r>
+        <w:rPr>
+          <w:rFonts w:ascii="Times New Roman" w:eastAsia="Times New Roman" w:hAnsi="Times New Roman" w:cs="Times New Roman"/>
+          <w:b/>
+          <w:bCs/>
+          <w:kern w:val="36"/>
+          <w:sz w:val="48"/>
+          <w:szCs w:val="48"/>
+          <w:lang w:eastAsia="en-IN"/>
+        </w:rPr>
+        <w:t>be</w:t>
+      </w:r>
+      <w:proofErr w:type="gramEnd"/>
+      <w:r>
+        <w:rPr>
+          <w:rFonts w:ascii="Times New Roman" w:eastAsia="Times New Roman" w:hAnsi="Times New Roman" w:cs="Times New Roman"/>
+          <w:b/>
+          <w:bCs/>
+          <w:kern w:val="36"/>
+          <w:sz w:val="48"/>
+          <w:szCs w:val="48"/>
+          <w:lang w:eastAsia="en-IN"/>
+        </w:rPr>
+        <w:t xml:space="preserve"> Used as Dictionary Keys?</w:t>
       </w:r>
     </w:p>
     <w:p>
@@ -6919,7 +7249,27 @@
           <w:szCs w:val="24"/>
           <w:lang w:eastAsia="en-IN"/>
         </w:rPr>
-        <w:t>Because strings are immutable and hashable.</w:t>
+        <w:t xml:space="preserve">Because strings are immutable and </w:t>
+      </w:r>
+      <w:proofErr w:type="spellStart"/>
+      <w:r>
+        <w:rPr>
+          <w:rFonts w:ascii="Times New Roman" w:eastAsia="Times New Roman" w:hAnsi="Times New Roman" w:cs="Times New Roman"/>
+          <w:sz w:val="24"/>
+          <w:szCs w:val="24"/>
+          <w:lang w:eastAsia="en-IN"/>
+        </w:rPr>
+        <w:t>hashable</w:t>
+      </w:r>
+      <w:proofErr w:type="spellEnd"/>
+      <w:r>
+        <w:rPr>
+          <w:rFonts w:ascii="Times New Roman" w:eastAsia="Times New Roman" w:hAnsi="Times New Roman" w:cs="Times New Roman"/>
+          <w:sz w:val="24"/>
+          <w:szCs w:val="24"/>
+          <w:lang w:eastAsia="en-IN"/>
+        </w:rPr>
+        <w:t>.</w:t>
       </w:r>
     </w:p>
     <w:p>
@@ -6988,7 +7338,27 @@
           <w:lang w:eastAsia="en-IN"/>
         </w:rPr>
         <w:br/>
-        <w:t xml:space="preserve">    "Name": "Sakshi",</w:t>
+        <w:t xml:space="preserve">    "Name": "</w:t>
+      </w:r>
+      <w:proofErr w:type="spellStart"/>
+      <w:r>
+        <w:rPr>
+          <w:rFonts w:ascii="Courier New" w:eastAsia="Times New Roman" w:hAnsi="Courier New" w:cs="Courier New"/>
+          <w:sz w:val="20"/>
+          <w:szCs w:val="20"/>
+          <w:lang w:eastAsia="en-IN"/>
+        </w:rPr>
+        <w:t>Sakshi</w:t>
+      </w:r>
+      <w:proofErr w:type="spellEnd"/>
+      <w:r>
+        <w:rPr>
+          <w:rFonts w:ascii="Courier New" w:eastAsia="Times New Roman" w:hAnsi="Courier New" w:cs="Courier New"/>
+          <w:sz w:val="20"/>
+          <w:szCs w:val="20"/>
+          <w:lang w:eastAsia="en-IN"/>
+        </w:rPr>
+        <w:t>",</w:t>
       </w:r>
       <w:r>
         <w:rPr>
@@ -7126,7 +7496,27 @@
           <w:szCs w:val="24"/>
           <w:lang w:eastAsia="en-IN"/>
         </w:rPr>
-        <w:t>Lists are mutable and therefore not hashable.</w:t>
+        <w:t xml:space="preserve">Lists are mutable and therefore not </w:t>
+      </w:r>
+      <w:proofErr w:type="spellStart"/>
+      <w:r>
+        <w:rPr>
+          <w:rFonts w:ascii="Times New Roman" w:eastAsia="Times New Roman" w:hAnsi="Times New Roman" w:cs="Times New Roman"/>
+          <w:sz w:val="24"/>
+          <w:szCs w:val="24"/>
+          <w:lang w:eastAsia="en-IN"/>
+        </w:rPr>
+        <w:t>hashable</w:t>
+      </w:r>
+      <w:proofErr w:type="spellEnd"/>
+      <w:r>
+        <w:rPr>
+          <w:rFonts w:ascii="Times New Roman" w:eastAsia="Times New Roman" w:hAnsi="Times New Roman" w:cs="Times New Roman"/>
+          <w:sz w:val="24"/>
+          <w:szCs w:val="24"/>
+          <w:lang w:eastAsia="en-IN"/>
+        </w:rPr>
+        <w:t>.</w:t>
       </w:r>
     </w:p>
     <w:p>
@@ -7505,6 +7895,8 @@
         </w:rPr>
         <w:t xml:space="preserve">Q15. What is the Difference Between </w:t>
       </w:r>
+      <w:proofErr w:type="spellStart"/>
+      <w:proofErr w:type="gramStart"/>
       <w:r>
         <w:rPr>
           <w:rFonts w:ascii="Courier New" w:eastAsia="Times New Roman" w:hAnsi="Courier New" w:cs="Courier New"/>
@@ -7515,7 +7907,33 @@
           <w:szCs w:val="20"/>
           <w:lang w:eastAsia="en-IN"/>
         </w:rPr>
-        <w:t>str()</w:t>
+        <w:t>str</w:t>
+      </w:r>
+      <w:proofErr w:type="spellEnd"/>
+      <w:r>
+        <w:rPr>
+          <w:rFonts w:ascii="Courier New" w:eastAsia="Times New Roman" w:hAnsi="Courier New" w:cs="Courier New"/>
+          <w:b/>
+          <w:bCs/>
+          <w:kern w:val="36"/>
+          <w:sz w:val="20"/>
+          <w:szCs w:val="20"/>
+          <w:lang w:eastAsia="en-IN"/>
+        </w:rPr>
+        <w:t>(</w:t>
+      </w:r>
+      <w:proofErr w:type="gramEnd"/>
+      <w:r>
+        <w:rPr>
+          <w:rFonts w:ascii="Courier New" w:eastAsia="Times New Roman" w:hAnsi="Courier New" w:cs="Courier New"/>
+          <w:b/>
+          <w:bCs/>
+          <w:kern w:val="36"/>
+          <w:sz w:val="20"/>
+          <w:szCs w:val="20"/>
+          <w:lang w:eastAsia="en-IN"/>
+        </w:rPr>
+        <w:t>)</w:t>
       </w:r>
       <w:r>
         <w:rPr>
@@ -7624,14 +8042,36 @@
           <w:lang w:eastAsia="en-IN"/>
         </w:rPr>
       </w:pPr>
-      <w:r>
-        <w:rPr>
-          <w:rFonts w:ascii="Courier New" w:eastAsia="Times New Roman" w:hAnsi="Courier New" w:cs="Courier New"/>
-          <w:sz w:val="20"/>
-          <w:szCs w:val="20"/>
-          <w:lang w:eastAsia="en-IN"/>
-        </w:rPr>
-        <w:t>str()</w:t>
+      <w:proofErr w:type="spellStart"/>
+      <w:proofErr w:type="gramStart"/>
+      <w:r>
+        <w:rPr>
+          <w:rFonts w:ascii="Courier New" w:eastAsia="Times New Roman" w:hAnsi="Courier New" w:cs="Courier New"/>
+          <w:sz w:val="20"/>
+          <w:szCs w:val="20"/>
+          <w:lang w:eastAsia="en-IN"/>
+        </w:rPr>
+        <w:t>str</w:t>
+      </w:r>
+      <w:proofErr w:type="spellEnd"/>
+      <w:r>
+        <w:rPr>
+          <w:rFonts w:ascii="Courier New" w:eastAsia="Times New Roman" w:hAnsi="Courier New" w:cs="Courier New"/>
+          <w:sz w:val="20"/>
+          <w:szCs w:val="20"/>
+          <w:lang w:eastAsia="en-IN"/>
+        </w:rPr>
+        <w:t>(</w:t>
+      </w:r>
+      <w:proofErr w:type="gramEnd"/>
+      <w:r>
+        <w:rPr>
+          <w:rFonts w:ascii="Courier New" w:eastAsia="Times New Roman" w:hAnsi="Courier New" w:cs="Courier New"/>
+          <w:sz w:val="20"/>
+          <w:szCs w:val="20"/>
+          <w:lang w:eastAsia="en-IN"/>
+        </w:rPr>
+        <w:t>)</w:t>
       </w:r>
       <w:r>
         <w:rPr>
@@ -7671,14 +8111,25 @@
           <w:lang w:eastAsia="en-IN"/>
         </w:rPr>
       </w:pPr>
-      <w:r>
-        <w:rPr>
-          <w:rFonts w:ascii="Courier New" w:eastAsia="Times New Roman" w:hAnsi="Courier New" w:cs="Courier New"/>
-          <w:sz w:val="20"/>
-          <w:szCs w:val="20"/>
-          <w:lang w:eastAsia="en-IN"/>
-        </w:rPr>
-        <w:t>num = 10</w:t>
+      <w:proofErr w:type="spellStart"/>
+      <w:r>
+        <w:rPr>
+          <w:rFonts w:ascii="Courier New" w:eastAsia="Times New Roman" w:hAnsi="Courier New" w:cs="Courier New"/>
+          <w:sz w:val="20"/>
+          <w:szCs w:val="20"/>
+          <w:lang w:eastAsia="en-IN"/>
+        </w:rPr>
+        <w:t>num</w:t>
+      </w:r>
+      <w:proofErr w:type="spellEnd"/>
+      <w:r>
+        <w:rPr>
+          <w:rFonts w:ascii="Courier New" w:eastAsia="Times New Roman" w:hAnsi="Courier New" w:cs="Courier New"/>
+          <w:sz w:val="20"/>
+          <w:szCs w:val="20"/>
+          <w:lang w:eastAsia="en-IN"/>
+        </w:rPr>
+        <w:t xml:space="preserve"> = 10</w:t>
       </w:r>
       <w:r>
         <w:rPr>
@@ -7697,7 +8148,46 @@
           <w:lang w:eastAsia="en-IN"/>
         </w:rPr>
         <w:br/>
-        <w:t>str(num)</w:t>
+      </w:r>
+      <w:proofErr w:type="spellStart"/>
+      <w:r>
+        <w:rPr>
+          <w:rFonts w:ascii="Courier New" w:eastAsia="Times New Roman" w:hAnsi="Courier New" w:cs="Courier New"/>
+          <w:sz w:val="20"/>
+          <w:szCs w:val="20"/>
+          <w:lang w:eastAsia="en-IN"/>
+        </w:rPr>
+        <w:t>str</w:t>
+      </w:r>
+      <w:proofErr w:type="spellEnd"/>
+      <w:r>
+        <w:rPr>
+          <w:rFonts w:ascii="Courier New" w:eastAsia="Times New Roman" w:hAnsi="Courier New" w:cs="Courier New"/>
+          <w:sz w:val="20"/>
+          <w:szCs w:val="20"/>
+          <w:lang w:eastAsia="en-IN"/>
+        </w:rPr>
+        <w:t>(</w:t>
+      </w:r>
+      <w:proofErr w:type="spellStart"/>
+      <w:r>
+        <w:rPr>
+          <w:rFonts w:ascii="Courier New" w:eastAsia="Times New Roman" w:hAnsi="Courier New" w:cs="Courier New"/>
+          <w:sz w:val="20"/>
+          <w:szCs w:val="20"/>
+          <w:lang w:eastAsia="en-IN"/>
+        </w:rPr>
+        <w:t>num</w:t>
+      </w:r>
+      <w:proofErr w:type="spellEnd"/>
+      <w:r>
+        <w:rPr>
+          <w:rFonts w:ascii="Courier New" w:eastAsia="Times New Roman" w:hAnsi="Courier New" w:cs="Courier New"/>
+          <w:sz w:val="20"/>
+          <w:szCs w:val="20"/>
+          <w:lang w:eastAsia="en-IN"/>
+        </w:rPr>
+        <w:t>)</w:t>
       </w:r>
     </w:p>
     <w:p>
@@ -7835,14 +8325,36 @@
         </w:rPr>
         <w:t xml:space="preserve"> When is </w:t>
       </w:r>
-      <w:r>
-        <w:rPr>
-          <w:rFonts w:ascii="Courier New" w:eastAsia="Times New Roman" w:hAnsi="Courier New" w:cs="Courier New"/>
-          <w:sz w:val="20"/>
-          <w:szCs w:val="20"/>
-          <w:lang w:eastAsia="en-IN"/>
-        </w:rPr>
-        <w:t>str()</w:t>
+      <w:proofErr w:type="spellStart"/>
+      <w:proofErr w:type="gramStart"/>
+      <w:r>
+        <w:rPr>
+          <w:rFonts w:ascii="Courier New" w:eastAsia="Times New Roman" w:hAnsi="Courier New" w:cs="Courier New"/>
+          <w:sz w:val="20"/>
+          <w:szCs w:val="20"/>
+          <w:lang w:eastAsia="en-IN"/>
+        </w:rPr>
+        <w:t>str</w:t>
+      </w:r>
+      <w:proofErr w:type="spellEnd"/>
+      <w:r>
+        <w:rPr>
+          <w:rFonts w:ascii="Courier New" w:eastAsia="Times New Roman" w:hAnsi="Courier New" w:cs="Courier New"/>
+          <w:sz w:val="20"/>
+          <w:szCs w:val="20"/>
+          <w:lang w:eastAsia="en-IN"/>
+        </w:rPr>
+        <w:t>(</w:t>
+      </w:r>
+      <w:proofErr w:type="gramEnd"/>
+      <w:r>
+        <w:rPr>
+          <w:rFonts w:ascii="Courier New" w:eastAsia="Times New Roman" w:hAnsi="Courier New" w:cs="Courier New"/>
+          <w:sz w:val="20"/>
+          <w:szCs w:val="20"/>
+          <w:lang w:eastAsia="en-IN"/>
+        </w:rPr>
+        <w:t>)</w:t>
       </w:r>
       <w:r>
         <w:rPr>
@@ -7891,7 +8403,27 @@
           <w:szCs w:val="24"/>
           <w:lang w:eastAsia="en-IN"/>
         </w:rPr>
-        <w:t>When converting integers, floats, booleans, or custom objects into strings for display, logging, or concatenation.</w:t>
+        <w:t xml:space="preserve">When converting integers, floats, </w:t>
+      </w:r>
+      <w:proofErr w:type="spellStart"/>
+      <w:r>
+        <w:rPr>
+          <w:rFonts w:ascii="Times New Roman" w:eastAsia="Times New Roman" w:hAnsi="Times New Roman" w:cs="Times New Roman"/>
+          <w:sz w:val="24"/>
+          <w:szCs w:val="24"/>
+          <w:lang w:eastAsia="en-IN"/>
+        </w:rPr>
+        <w:t>booleans</w:t>
+      </w:r>
+      <w:proofErr w:type="spellEnd"/>
+      <w:r>
+        <w:rPr>
+          <w:rFonts w:ascii="Times New Roman" w:eastAsia="Times New Roman" w:hAnsi="Times New Roman" w:cs="Times New Roman"/>
+          <w:sz w:val="24"/>
+          <w:szCs w:val="24"/>
+          <w:lang w:eastAsia="en-IN"/>
+        </w:rPr>
+        <w:t>, or custom objects into strings for display, logging, or concatenation.</w:t>
       </w:r>
     </w:p>
     <w:p>
@@ -8099,7 +8631,31 @@
           <w:szCs w:val="27"/>
           <w:lang w:eastAsia="en-IN"/>
         </w:rPr>
-        <w:t>Are strings iterable?</w:t>
+        <w:t xml:space="preserve">Are strings </w:t>
+      </w:r>
+      <w:proofErr w:type="spellStart"/>
+      <w:r>
+        <w:rPr>
+          <w:rFonts w:ascii="Times New Roman" w:eastAsia="Times New Roman" w:hAnsi="Times New Roman" w:cs="Times New Roman"/>
+          <w:b/>
+          <w:bCs/>
+          <w:sz w:val="27"/>
+          <w:szCs w:val="27"/>
+          <w:lang w:eastAsia="en-IN"/>
+        </w:rPr>
+        <w:t>iterable</w:t>
+      </w:r>
+      <w:proofErr w:type="spellEnd"/>
+      <w:r>
+        <w:rPr>
+          <w:rFonts w:ascii="Times New Roman" w:eastAsia="Times New Roman" w:hAnsi="Times New Roman" w:cs="Times New Roman"/>
+          <w:b/>
+          <w:bCs/>
+          <w:sz w:val="27"/>
+          <w:szCs w:val="27"/>
+          <w:lang w:eastAsia="en-IN"/>
+        </w:rPr>
+        <w:t>?</w:t>
       </w:r>
     </w:p>
     <w:p>
@@ -8254,7 +8810,27 @@
           <w:szCs w:val="24"/>
           <w:lang w:eastAsia="en-IN"/>
         </w:rPr>
-        <w:t>Because they are immutable and hashable.</w:t>
+        <w:t xml:space="preserve">Because they are immutable and </w:t>
+      </w:r>
+      <w:proofErr w:type="spellStart"/>
+      <w:r>
+        <w:rPr>
+          <w:rFonts w:ascii="Times New Roman" w:eastAsia="Times New Roman" w:hAnsi="Times New Roman" w:cs="Times New Roman"/>
+          <w:sz w:val="24"/>
+          <w:szCs w:val="24"/>
+          <w:lang w:eastAsia="en-IN"/>
+        </w:rPr>
+        <w:t>hashable</w:t>
+      </w:r>
+      <w:proofErr w:type="spellEnd"/>
+      <w:r>
+        <w:rPr>
+          <w:rFonts w:ascii="Times New Roman" w:eastAsia="Times New Roman" w:hAnsi="Times New Roman" w:cs="Times New Roman"/>
+          <w:sz w:val="24"/>
+          <w:szCs w:val="24"/>
+          <w:lang w:eastAsia="en-IN"/>
+        </w:rPr>
+        <w:t>.</w:t>
       </w:r>
     </w:p>
     <w:p>
@@ -8883,7 +9459,27 @@
           <w:szCs w:val="24"/>
           <w:lang w:eastAsia="en-IN"/>
         </w:rPr>
-        <w:t xml:space="preserve">Why are strings hashable? </w:t>
+        <w:t xml:space="preserve">Why are strings </w:t>
+      </w:r>
+      <w:proofErr w:type="spellStart"/>
+      <w:r>
+        <w:rPr>
+          <w:rFonts w:ascii="Times New Roman" w:eastAsia="Times New Roman" w:hAnsi="Times New Roman" w:cs="Times New Roman"/>
+          <w:sz w:val="24"/>
+          <w:szCs w:val="24"/>
+          <w:lang w:eastAsia="en-IN"/>
+        </w:rPr>
+        <w:t>hashable</w:t>
+      </w:r>
+      <w:proofErr w:type="spellEnd"/>
+      <w:r>
+        <w:rPr>
+          <w:rFonts w:ascii="Times New Roman" w:eastAsia="Times New Roman" w:hAnsi="Times New Roman" w:cs="Times New Roman"/>
+          <w:sz w:val="24"/>
+          <w:szCs w:val="24"/>
+          <w:lang w:eastAsia="en-IN"/>
+        </w:rPr>
+        <w:t xml:space="preserve">? </w:t>
       </w:r>
     </w:p>
     <w:p>
@@ -9181,6 +9777,7 @@
         </w:rPr>
         <w:t xml:space="preserve">1. </w:t>
       </w:r>
+      <w:proofErr w:type="gramStart"/>
       <w:r>
         <w:rPr>
           <w:rFonts w:ascii="Courier New" w:eastAsia="Times New Roman" w:hAnsi="Courier New" w:cs="Courier New"/>
@@ -9191,7 +9788,20 @@
           <w:szCs w:val="20"/>
           <w:lang w:eastAsia="en-IN"/>
         </w:rPr>
-        <w:t>upper()</w:t>
+        <w:t>upper(</w:t>
+      </w:r>
+      <w:proofErr w:type="gramEnd"/>
+      <w:r>
+        <w:rPr>
+          <w:rFonts w:ascii="Courier New" w:eastAsia="Times New Roman" w:hAnsi="Courier New" w:cs="Courier New"/>
+          <w:b/>
+          <w:bCs/>
+          <w:kern w:val="36"/>
+          <w:sz w:val="20"/>
+          <w:szCs w:val="20"/>
+          <w:lang w:eastAsia="en-IN"/>
+        </w:rPr>
+        <w:t>)</w:t>
       </w:r>
     </w:p>
     <w:p>
@@ -9292,14 +9902,27 @@
           <w:lang w:eastAsia="en-IN"/>
         </w:rPr>
       </w:pPr>
-      <w:r>
-        <w:rPr>
-          <w:rFonts w:ascii="Courier New" w:eastAsia="Times New Roman" w:hAnsi="Courier New" w:cs="Courier New"/>
-          <w:sz w:val="20"/>
-          <w:szCs w:val="20"/>
-          <w:lang w:eastAsia="en-IN"/>
-        </w:rPr>
-        <w:t>string.upper()</w:t>
+      <w:proofErr w:type="spellStart"/>
+      <w:proofErr w:type="gramStart"/>
+      <w:r>
+        <w:rPr>
+          <w:rFonts w:ascii="Courier New" w:eastAsia="Times New Roman" w:hAnsi="Courier New" w:cs="Courier New"/>
+          <w:sz w:val="20"/>
+          <w:szCs w:val="20"/>
+          <w:lang w:eastAsia="en-IN"/>
+        </w:rPr>
+        <w:t>string.upper</w:t>
+      </w:r>
+      <w:proofErr w:type="spellEnd"/>
+      <w:proofErr w:type="gramEnd"/>
+      <w:r>
+        <w:rPr>
+          <w:rFonts w:ascii="Courier New" w:eastAsia="Times New Roman" w:hAnsi="Courier New" w:cs="Courier New"/>
+          <w:sz w:val="20"/>
+          <w:szCs w:val="20"/>
+          <w:lang w:eastAsia="en-IN"/>
+        </w:rPr>
+        <w:t>()</w:t>
       </w:r>
     </w:p>
     <w:p>
@@ -9362,7 +9985,27 @@
           <w:szCs w:val="20"/>
           <w:lang w:eastAsia="en-IN"/>
         </w:rPr>
-        <w:t>name = "sakshi"</w:t>
+        <w:t>name = "</w:t>
+      </w:r>
+      <w:proofErr w:type="spellStart"/>
+      <w:r>
+        <w:rPr>
+          <w:rFonts w:ascii="Courier New" w:eastAsia="Times New Roman" w:hAnsi="Courier New" w:cs="Courier New"/>
+          <w:sz w:val="20"/>
+          <w:szCs w:val="20"/>
+          <w:lang w:eastAsia="en-IN"/>
+        </w:rPr>
+        <w:t>sakshi</w:t>
+      </w:r>
+      <w:proofErr w:type="spellEnd"/>
+      <w:r>
+        <w:rPr>
+          <w:rFonts w:ascii="Courier New" w:eastAsia="Times New Roman" w:hAnsi="Courier New" w:cs="Courier New"/>
+          <w:sz w:val="20"/>
+          <w:szCs w:val="20"/>
+          <w:lang w:eastAsia="en-IN"/>
+        </w:rPr>
+        <w:t>"</w:t>
       </w:r>
       <w:r>
         <w:rPr>
@@ -9381,7 +10024,27 @@
           <w:lang w:eastAsia="en-IN"/>
         </w:rPr>
         <w:br/>
-        <w:t>print(name.upper())</w:t>
+        <w:t>print(</w:t>
+      </w:r>
+      <w:proofErr w:type="spellStart"/>
+      <w:r>
+        <w:rPr>
+          <w:rFonts w:ascii="Courier New" w:eastAsia="Times New Roman" w:hAnsi="Courier New" w:cs="Courier New"/>
+          <w:sz w:val="20"/>
+          <w:szCs w:val="20"/>
+          <w:lang w:eastAsia="en-IN"/>
+        </w:rPr>
+        <w:t>name.upper</w:t>
+      </w:r>
+      <w:proofErr w:type="spellEnd"/>
+      <w:r>
+        <w:rPr>
+          <w:rFonts w:ascii="Courier New" w:eastAsia="Times New Roman" w:hAnsi="Courier New" w:cs="Courier New"/>
+          <w:sz w:val="20"/>
+          <w:szCs w:val="20"/>
+          <w:lang w:eastAsia="en-IN"/>
+        </w:rPr>
+        <w:t>())</w:t>
       </w:r>
     </w:p>
     <w:p>
@@ -9544,14 +10207,25 @@
         </w:rPr>
         <w:t xml:space="preserve"> Does </w:t>
       </w:r>
-      <w:r>
-        <w:rPr>
-          <w:rFonts w:ascii="Courier New" w:eastAsia="Times New Roman" w:hAnsi="Courier New" w:cs="Courier New"/>
-          <w:sz w:val="20"/>
-          <w:szCs w:val="20"/>
-          <w:lang w:eastAsia="en-IN"/>
-        </w:rPr>
-        <w:t>upper()</w:t>
+      <w:proofErr w:type="gramStart"/>
+      <w:r>
+        <w:rPr>
+          <w:rFonts w:ascii="Courier New" w:eastAsia="Times New Roman" w:hAnsi="Courier New" w:cs="Courier New"/>
+          <w:sz w:val="20"/>
+          <w:szCs w:val="20"/>
+          <w:lang w:eastAsia="en-IN"/>
+        </w:rPr>
+        <w:t>upper(</w:t>
+      </w:r>
+      <w:proofErr w:type="gramEnd"/>
+      <w:r>
+        <w:rPr>
+          <w:rFonts w:ascii="Courier New" w:eastAsia="Times New Roman" w:hAnsi="Courier New" w:cs="Courier New"/>
+          <w:sz w:val="20"/>
+          <w:szCs w:val="20"/>
+          <w:lang w:eastAsia="en-IN"/>
+        </w:rPr>
+        <w:t>)</w:t>
       </w:r>
       <w:r>
         <w:rPr>
@@ -9664,6 +10338,7 @@
         </w:rPr>
         <w:t xml:space="preserve">2. </w:t>
       </w:r>
+      <w:proofErr w:type="gramStart"/>
       <w:r>
         <w:rPr>
           <w:rFonts w:ascii="Courier New" w:eastAsia="Times New Roman" w:hAnsi="Courier New" w:cs="Courier New"/>
@@ -9674,7 +10349,20 @@
           <w:szCs w:val="20"/>
           <w:lang w:eastAsia="en-IN"/>
         </w:rPr>
-        <w:t>lower()</w:t>
+        <w:t>lower(</w:t>
+      </w:r>
+      <w:proofErr w:type="gramEnd"/>
+      <w:r>
+        <w:rPr>
+          <w:rFonts w:ascii="Courier New" w:eastAsia="Times New Roman" w:hAnsi="Courier New" w:cs="Courier New"/>
+          <w:b/>
+          <w:bCs/>
+          <w:kern w:val="36"/>
+          <w:sz w:val="20"/>
+          <w:szCs w:val="20"/>
+          <w:lang w:eastAsia="en-IN"/>
+        </w:rPr>
+        <w:t>)</w:t>
       </w:r>
     </w:p>
     <w:p>
@@ -9776,7 +10464,27 @@
           <w:lang w:eastAsia="en-IN"/>
         </w:rPr>
         <w:br/>
-        <w:t>print(email.lower())</w:t>
+        <w:t>print(</w:t>
+      </w:r>
+      <w:proofErr w:type="spellStart"/>
+      <w:r>
+        <w:rPr>
+          <w:rFonts w:ascii="Courier New" w:eastAsia="Times New Roman" w:hAnsi="Courier New" w:cs="Courier New"/>
+          <w:sz w:val="20"/>
+          <w:szCs w:val="20"/>
+          <w:lang w:eastAsia="en-IN"/>
+        </w:rPr>
+        <w:t>email.lower</w:t>
+      </w:r>
+      <w:proofErr w:type="spellEnd"/>
+      <w:r>
+        <w:rPr>
+          <w:rFonts w:ascii="Courier New" w:eastAsia="Times New Roman" w:hAnsi="Courier New" w:cs="Courier New"/>
+          <w:sz w:val="20"/>
+          <w:szCs w:val="20"/>
+          <w:lang w:eastAsia="en-IN"/>
+        </w:rPr>
+        <w:t>())</w:t>
       </w:r>
     </w:p>
     <w:p>
@@ -9930,6 +10638,7 @@
         </w:rPr>
         <w:t xml:space="preserve">3. </w:t>
       </w:r>
+      <w:proofErr w:type="gramStart"/>
       <w:r>
         <w:rPr>
           <w:rFonts w:ascii="Courier New" w:eastAsia="Times New Roman" w:hAnsi="Courier New" w:cs="Courier New"/>
@@ -9940,7 +10649,20 @@
           <w:szCs w:val="20"/>
           <w:lang w:eastAsia="en-IN"/>
         </w:rPr>
-        <w:t>capitalize()</w:t>
+        <w:t>capitalize(</w:t>
+      </w:r>
+      <w:proofErr w:type="gramEnd"/>
+      <w:r>
+        <w:rPr>
+          <w:rFonts w:ascii="Courier New" w:eastAsia="Times New Roman" w:hAnsi="Courier New" w:cs="Courier New"/>
+          <w:b/>
+          <w:bCs/>
+          <w:kern w:val="36"/>
+          <w:sz w:val="20"/>
+          <w:szCs w:val="20"/>
+          <w:lang w:eastAsia="en-IN"/>
+        </w:rPr>
+        <w:t>)</w:t>
       </w:r>
     </w:p>
     <w:p>
@@ -10023,7 +10745,27 @@
           <w:szCs w:val="20"/>
           <w:lang w:eastAsia="en-IN"/>
         </w:rPr>
-        <w:t>name = "sAKSHI"</w:t>
+        <w:t>name = "</w:t>
+      </w:r>
+      <w:proofErr w:type="spellStart"/>
+      <w:r>
+        <w:rPr>
+          <w:rFonts w:ascii="Courier New" w:eastAsia="Times New Roman" w:hAnsi="Courier New" w:cs="Courier New"/>
+          <w:sz w:val="20"/>
+          <w:szCs w:val="20"/>
+          <w:lang w:eastAsia="en-IN"/>
+        </w:rPr>
+        <w:t>sAKSHI</w:t>
+      </w:r>
+      <w:proofErr w:type="spellEnd"/>
+      <w:r>
+        <w:rPr>
+          <w:rFonts w:ascii="Courier New" w:eastAsia="Times New Roman" w:hAnsi="Courier New" w:cs="Courier New"/>
+          <w:sz w:val="20"/>
+          <w:szCs w:val="20"/>
+          <w:lang w:eastAsia="en-IN"/>
+        </w:rPr>
+        <w:t>"</w:t>
       </w:r>
       <w:r>
         <w:rPr>
@@ -10042,7 +10784,27 @@
           <w:lang w:eastAsia="en-IN"/>
         </w:rPr>
         <w:br/>
-        <w:t>print(name.capitalize())</w:t>
+        <w:t>print(</w:t>
+      </w:r>
+      <w:proofErr w:type="spellStart"/>
+      <w:r>
+        <w:rPr>
+          <w:rFonts w:ascii="Courier New" w:eastAsia="Times New Roman" w:hAnsi="Courier New" w:cs="Courier New"/>
+          <w:sz w:val="20"/>
+          <w:szCs w:val="20"/>
+          <w:lang w:eastAsia="en-IN"/>
+        </w:rPr>
+        <w:t>name.capitalize</w:t>
+      </w:r>
+      <w:proofErr w:type="spellEnd"/>
+      <w:r>
+        <w:rPr>
+          <w:rFonts w:ascii="Courier New" w:eastAsia="Times New Roman" w:hAnsi="Courier New" w:cs="Courier New"/>
+          <w:sz w:val="20"/>
+          <w:szCs w:val="20"/>
+          <w:lang w:eastAsia="en-IN"/>
+        </w:rPr>
+        <w:t>())</w:t>
       </w:r>
     </w:p>
     <w:p>
@@ -10093,6 +10855,7 @@
           <w:lang w:eastAsia="en-IN"/>
         </w:rPr>
       </w:pPr>
+      <w:proofErr w:type="spellStart"/>
       <w:r>
         <w:rPr>
           <w:rFonts w:ascii="Courier New" w:eastAsia="Times New Roman" w:hAnsi="Courier New" w:cs="Courier New"/>
@@ -10102,6 +10865,7 @@
         </w:rPr>
         <w:t>Sakshi</w:t>
       </w:r>
+      <w:proofErr w:type="spellEnd"/>
     </w:p>
     <w:p>
       <w:pPr>
@@ -10151,6 +10915,7 @@
         </w:rPr>
         <w:t xml:space="preserve">4. </w:t>
       </w:r>
+      <w:proofErr w:type="gramStart"/>
       <w:r>
         <w:rPr>
           <w:rFonts w:ascii="Courier New" w:eastAsia="Times New Roman" w:hAnsi="Courier New" w:cs="Courier New"/>
@@ -10161,7 +10926,20 @@
           <w:szCs w:val="20"/>
           <w:lang w:eastAsia="en-IN"/>
         </w:rPr>
-        <w:t>title()</w:t>
+        <w:t>title(</w:t>
+      </w:r>
+      <w:proofErr w:type="gramEnd"/>
+      <w:r>
+        <w:rPr>
+          <w:rFonts w:ascii="Courier New" w:eastAsia="Times New Roman" w:hAnsi="Courier New" w:cs="Courier New"/>
+          <w:b/>
+          <w:bCs/>
+          <w:kern w:val="36"/>
+          <w:sz w:val="20"/>
+          <w:szCs w:val="20"/>
+          <w:lang w:eastAsia="en-IN"/>
+        </w:rPr>
+        <w:t>)</w:t>
       </w:r>
     </w:p>
     <w:p>
@@ -10244,7 +11022,47 @@
           <w:szCs w:val="20"/>
           <w:lang w:eastAsia="en-IN"/>
         </w:rPr>
-        <w:t>name = "sakshi jagtap"</w:t>
+        <w:t>name = "</w:t>
+      </w:r>
+      <w:proofErr w:type="spellStart"/>
+      <w:r>
+        <w:rPr>
+          <w:rFonts w:ascii="Courier New" w:eastAsia="Times New Roman" w:hAnsi="Courier New" w:cs="Courier New"/>
+          <w:sz w:val="20"/>
+          <w:szCs w:val="20"/>
+          <w:lang w:eastAsia="en-IN"/>
+        </w:rPr>
+        <w:t>sakshi</w:t>
+      </w:r>
+      <w:proofErr w:type="spellEnd"/>
+      <w:r>
+        <w:rPr>
+          <w:rFonts w:ascii="Courier New" w:eastAsia="Times New Roman" w:hAnsi="Courier New" w:cs="Courier New"/>
+          <w:sz w:val="20"/>
+          <w:szCs w:val="20"/>
+          <w:lang w:eastAsia="en-IN"/>
+        </w:rPr>
+        <w:t xml:space="preserve"> </w:t>
+      </w:r>
+      <w:proofErr w:type="spellStart"/>
+      <w:r>
+        <w:rPr>
+          <w:rFonts w:ascii="Courier New" w:eastAsia="Times New Roman" w:hAnsi="Courier New" w:cs="Courier New"/>
+          <w:sz w:val="20"/>
+          <w:szCs w:val="20"/>
+          <w:lang w:eastAsia="en-IN"/>
+        </w:rPr>
+        <w:t>jagtap</w:t>
+      </w:r>
+      <w:proofErr w:type="spellEnd"/>
+      <w:r>
+        <w:rPr>
+          <w:rFonts w:ascii="Courier New" w:eastAsia="Times New Roman" w:hAnsi="Courier New" w:cs="Courier New"/>
+          <w:sz w:val="20"/>
+          <w:szCs w:val="20"/>
+          <w:lang w:eastAsia="en-IN"/>
+        </w:rPr>
+        <w:t>"</w:t>
       </w:r>
       <w:r>
         <w:rPr>
@@ -10263,7 +11081,27 @@
           <w:lang w:eastAsia="en-IN"/>
         </w:rPr>
         <w:br/>
-        <w:t>print(name.title())</w:t>
+        <w:t>print(</w:t>
+      </w:r>
+      <w:proofErr w:type="spellStart"/>
+      <w:r>
+        <w:rPr>
+          <w:rFonts w:ascii="Courier New" w:eastAsia="Times New Roman" w:hAnsi="Courier New" w:cs="Courier New"/>
+          <w:sz w:val="20"/>
+          <w:szCs w:val="20"/>
+          <w:lang w:eastAsia="en-IN"/>
+        </w:rPr>
+        <w:t>name.title</w:t>
+      </w:r>
+      <w:proofErr w:type="spellEnd"/>
+      <w:r>
+        <w:rPr>
+          <w:rFonts w:ascii="Courier New" w:eastAsia="Times New Roman" w:hAnsi="Courier New" w:cs="Courier New"/>
+          <w:sz w:val="20"/>
+          <w:szCs w:val="20"/>
+          <w:lang w:eastAsia="en-IN"/>
+        </w:rPr>
+        <w:t>())</w:t>
       </w:r>
     </w:p>
     <w:p>
@@ -10314,6 +11152,7 @@
           <w:lang w:eastAsia="en-IN"/>
         </w:rPr>
       </w:pPr>
+      <w:proofErr w:type="spellStart"/>
       <w:r>
         <w:rPr>
           <w:rFonts w:ascii="Courier New" w:eastAsia="Times New Roman" w:hAnsi="Courier New" w:cs="Courier New"/>
@@ -10322,8 +11161,29 @@
           <w:lang w:eastAsia="en-IN"/>
         </w:rPr>
         <w:lastRenderedPageBreak/>
-        <w:t>Sakshi Jagtap</w:t>
-      </w:r>
+        <w:t>Sakshi</w:t>
+      </w:r>
+      <w:proofErr w:type="spellEnd"/>
+      <w:r>
+        <w:rPr>
+          <w:rFonts w:ascii="Courier New" w:eastAsia="Times New Roman" w:hAnsi="Courier New" w:cs="Courier New"/>
+          <w:sz w:val="20"/>
+          <w:szCs w:val="20"/>
+          <w:lang w:eastAsia="en-IN"/>
+        </w:rPr>
+        <w:t xml:space="preserve"> </w:t>
+      </w:r>
+      <w:proofErr w:type="spellStart"/>
+      <w:r>
+        <w:rPr>
+          <w:rFonts w:ascii="Courier New" w:eastAsia="Times New Roman" w:hAnsi="Courier New" w:cs="Courier New"/>
+          <w:sz w:val="20"/>
+          <w:szCs w:val="20"/>
+          <w:lang w:eastAsia="en-IN"/>
+        </w:rPr>
+        <w:t>Jagtap</w:t>
+      </w:r>
+      <w:proofErr w:type="spellEnd"/>
     </w:p>
     <w:p>
       <w:pPr>
@@ -10418,6 +11278,8 @@
         </w:rPr>
         <w:t xml:space="preserve">5. </w:t>
       </w:r>
+      <w:proofErr w:type="spellStart"/>
+      <w:proofErr w:type="gramStart"/>
       <w:r>
         <w:rPr>
           <w:rFonts w:ascii="Courier New" w:eastAsia="Times New Roman" w:hAnsi="Courier New" w:cs="Courier New"/>
@@ -10428,7 +11290,33 @@
           <w:szCs w:val="20"/>
           <w:lang w:eastAsia="en-IN"/>
         </w:rPr>
-        <w:t>swapcase()</w:t>
+        <w:t>swapcase</w:t>
+      </w:r>
+      <w:proofErr w:type="spellEnd"/>
+      <w:r>
+        <w:rPr>
+          <w:rFonts w:ascii="Courier New" w:eastAsia="Times New Roman" w:hAnsi="Courier New" w:cs="Courier New"/>
+          <w:b/>
+          <w:bCs/>
+          <w:kern w:val="36"/>
+          <w:sz w:val="20"/>
+          <w:szCs w:val="20"/>
+          <w:lang w:eastAsia="en-IN"/>
+        </w:rPr>
+        <w:t>(</w:t>
+      </w:r>
+      <w:proofErr w:type="gramEnd"/>
+      <w:r>
+        <w:rPr>
+          <w:rFonts w:ascii="Courier New" w:eastAsia="Times New Roman" w:hAnsi="Courier New" w:cs="Courier New"/>
+          <w:b/>
+          <w:bCs/>
+          <w:kern w:val="36"/>
+          <w:sz w:val="20"/>
+          <w:szCs w:val="20"/>
+          <w:lang w:eastAsia="en-IN"/>
+        </w:rPr>
+        <w:t>)</w:t>
       </w:r>
     </w:p>
     <w:p>
@@ -10511,7 +11399,27 @@
           <w:szCs w:val="20"/>
           <w:lang w:eastAsia="en-IN"/>
         </w:rPr>
-        <w:t>text = "PyThOn"</w:t>
+        <w:t>text = "</w:t>
+      </w:r>
+      <w:proofErr w:type="spellStart"/>
+      <w:r>
+        <w:rPr>
+          <w:rFonts w:ascii="Courier New" w:eastAsia="Times New Roman" w:hAnsi="Courier New" w:cs="Courier New"/>
+          <w:sz w:val="20"/>
+          <w:szCs w:val="20"/>
+          <w:lang w:eastAsia="en-IN"/>
+        </w:rPr>
+        <w:t>PyThOn</w:t>
+      </w:r>
+      <w:proofErr w:type="spellEnd"/>
+      <w:r>
+        <w:rPr>
+          <w:rFonts w:ascii="Courier New" w:eastAsia="Times New Roman" w:hAnsi="Courier New" w:cs="Courier New"/>
+          <w:sz w:val="20"/>
+          <w:szCs w:val="20"/>
+          <w:lang w:eastAsia="en-IN"/>
+        </w:rPr>
+        <w:t>"</w:t>
       </w:r>
       <w:r>
         <w:rPr>
@@ -10530,7 +11438,27 @@
           <w:lang w:eastAsia="en-IN"/>
         </w:rPr>
         <w:br/>
-        <w:t>print(text.swapcase())</w:t>
+        <w:t>print(</w:t>
+      </w:r>
+      <w:proofErr w:type="spellStart"/>
+      <w:r>
+        <w:rPr>
+          <w:rFonts w:ascii="Courier New" w:eastAsia="Times New Roman" w:hAnsi="Courier New" w:cs="Courier New"/>
+          <w:sz w:val="20"/>
+          <w:szCs w:val="20"/>
+          <w:lang w:eastAsia="en-IN"/>
+        </w:rPr>
+        <w:t>text.swapcase</w:t>
+      </w:r>
+      <w:proofErr w:type="spellEnd"/>
+      <w:r>
+        <w:rPr>
+          <w:rFonts w:ascii="Courier New" w:eastAsia="Times New Roman" w:hAnsi="Courier New" w:cs="Courier New"/>
+          <w:sz w:val="20"/>
+          <w:szCs w:val="20"/>
+          <w:lang w:eastAsia="en-IN"/>
+        </w:rPr>
+        <w:t>())</w:t>
       </w:r>
     </w:p>
     <w:p>
@@ -10581,6 +11509,7 @@
           <w:lang w:eastAsia="en-IN"/>
         </w:rPr>
       </w:pPr>
+      <w:proofErr w:type="spellStart"/>
       <w:r>
         <w:rPr>
           <w:rFonts w:ascii="Courier New" w:eastAsia="Times New Roman" w:hAnsi="Courier New" w:cs="Courier New"/>
@@ -10590,6 +11519,7 @@
         </w:rPr>
         <w:t>pYtHoN</w:t>
       </w:r>
+      <w:proofErr w:type="spellEnd"/>
     </w:p>
     <w:p>
       <w:pPr>
@@ -10639,6 +11569,7 @@
         </w:rPr>
         <w:t xml:space="preserve">6. </w:t>
       </w:r>
+      <w:proofErr w:type="gramStart"/>
       <w:r>
         <w:rPr>
           <w:rFonts w:ascii="Courier New" w:eastAsia="Times New Roman" w:hAnsi="Courier New" w:cs="Courier New"/>
@@ -10649,7 +11580,20 @@
           <w:szCs w:val="20"/>
           <w:lang w:eastAsia="en-IN"/>
         </w:rPr>
-        <w:t>strip()</w:t>
+        <w:t>strip(</w:t>
+      </w:r>
+      <w:proofErr w:type="gramEnd"/>
+      <w:r>
+        <w:rPr>
+          <w:rFonts w:ascii="Courier New" w:eastAsia="Times New Roman" w:hAnsi="Courier New" w:cs="Courier New"/>
+          <w:b/>
+          <w:bCs/>
+          <w:kern w:val="36"/>
+          <w:sz w:val="20"/>
+          <w:szCs w:val="20"/>
+          <w:lang w:eastAsia="en-IN"/>
+        </w:rPr>
+        <w:t>)</w:t>
       </w:r>
     </w:p>
     <w:p>
@@ -10751,7 +11695,27 @@
           <w:lang w:eastAsia="en-IN"/>
         </w:rPr>
         <w:br/>
-        <w:t>print(name.strip())</w:t>
+        <w:t>print(</w:t>
+      </w:r>
+      <w:proofErr w:type="spellStart"/>
+      <w:r>
+        <w:rPr>
+          <w:rFonts w:ascii="Courier New" w:eastAsia="Times New Roman" w:hAnsi="Courier New" w:cs="Courier New"/>
+          <w:sz w:val="20"/>
+          <w:szCs w:val="20"/>
+          <w:lang w:eastAsia="en-IN"/>
+        </w:rPr>
+        <w:t>name.strip</w:t>
+      </w:r>
+      <w:proofErr w:type="spellEnd"/>
+      <w:r>
+        <w:rPr>
+          <w:rFonts w:ascii="Courier New" w:eastAsia="Times New Roman" w:hAnsi="Courier New" w:cs="Courier New"/>
+          <w:sz w:val="20"/>
+          <w:szCs w:val="20"/>
+          <w:lang w:eastAsia="en-IN"/>
+        </w:rPr>
+        <w:t>())</w:t>
       </w:r>
     </w:p>
     <w:p>
@@ -10905,6 +11869,8 @@
         </w:rPr>
         <w:t xml:space="preserve">7. </w:t>
       </w:r>
+      <w:proofErr w:type="spellStart"/>
+      <w:proofErr w:type="gramStart"/>
       <w:r>
         <w:rPr>
           <w:rFonts w:ascii="Courier New" w:eastAsia="Times New Roman" w:hAnsi="Courier New" w:cs="Courier New"/>
@@ -10915,7 +11881,33 @@
           <w:szCs w:val="20"/>
           <w:lang w:eastAsia="en-IN"/>
         </w:rPr>
-        <w:t>lstrip()</w:t>
+        <w:t>lstrip</w:t>
+      </w:r>
+      <w:proofErr w:type="spellEnd"/>
+      <w:r>
+        <w:rPr>
+          <w:rFonts w:ascii="Courier New" w:eastAsia="Times New Roman" w:hAnsi="Courier New" w:cs="Courier New"/>
+          <w:b/>
+          <w:bCs/>
+          <w:kern w:val="36"/>
+          <w:sz w:val="20"/>
+          <w:szCs w:val="20"/>
+          <w:lang w:eastAsia="en-IN"/>
+        </w:rPr>
+        <w:t>(</w:t>
+      </w:r>
+      <w:proofErr w:type="gramEnd"/>
+      <w:r>
+        <w:rPr>
+          <w:rFonts w:ascii="Courier New" w:eastAsia="Times New Roman" w:hAnsi="Courier New" w:cs="Courier New"/>
+          <w:b/>
+          <w:bCs/>
+          <w:kern w:val="36"/>
+          <w:sz w:val="20"/>
+          <w:szCs w:val="20"/>
+          <w:lang w:eastAsia="en-IN"/>
+        </w:rPr>
+        <w:t>)</w:t>
       </w:r>
     </w:p>
     <w:p>
@@ -10993,7 +11985,27 @@
           <w:lang w:eastAsia="en-IN"/>
         </w:rPr>
         <w:br/>
-        <w:t>print(text.lstrip())</w:t>
+        <w:t>print(</w:t>
+      </w:r>
+      <w:proofErr w:type="spellStart"/>
+      <w:r>
+        <w:rPr>
+          <w:rFonts w:ascii="Courier New" w:eastAsia="Times New Roman" w:hAnsi="Courier New" w:cs="Courier New"/>
+          <w:sz w:val="20"/>
+          <w:szCs w:val="20"/>
+          <w:lang w:eastAsia="en-IN"/>
+        </w:rPr>
+        <w:t>text.lstrip</w:t>
+      </w:r>
+      <w:proofErr w:type="spellEnd"/>
+      <w:r>
+        <w:rPr>
+          <w:rFonts w:ascii="Courier New" w:eastAsia="Times New Roman" w:hAnsi="Courier New" w:cs="Courier New"/>
+          <w:sz w:val="20"/>
+          <w:szCs w:val="20"/>
+          <w:lang w:eastAsia="en-IN"/>
+        </w:rPr>
+        <w:t>())</w:t>
       </w:r>
     </w:p>
     <w:p>
@@ -11102,6 +12114,8 @@
         </w:rPr>
         <w:t xml:space="preserve">8. </w:t>
       </w:r>
+      <w:proofErr w:type="spellStart"/>
+      <w:proofErr w:type="gramStart"/>
       <w:r>
         <w:rPr>
           <w:rFonts w:ascii="Courier New" w:eastAsia="Times New Roman" w:hAnsi="Courier New" w:cs="Courier New"/>
@@ -11112,7 +12126,33 @@
           <w:szCs w:val="20"/>
           <w:lang w:eastAsia="en-IN"/>
         </w:rPr>
-        <w:t>rstrip()</w:t>
+        <w:t>rstrip</w:t>
+      </w:r>
+      <w:proofErr w:type="spellEnd"/>
+      <w:r>
+        <w:rPr>
+          <w:rFonts w:ascii="Courier New" w:eastAsia="Times New Roman" w:hAnsi="Courier New" w:cs="Courier New"/>
+          <w:b/>
+          <w:bCs/>
+          <w:kern w:val="36"/>
+          <w:sz w:val="20"/>
+          <w:szCs w:val="20"/>
+          <w:lang w:eastAsia="en-IN"/>
+        </w:rPr>
+        <w:t>(</w:t>
+      </w:r>
+      <w:proofErr w:type="gramEnd"/>
+      <w:r>
+        <w:rPr>
+          <w:rFonts w:ascii="Courier New" w:eastAsia="Times New Roman" w:hAnsi="Courier New" w:cs="Courier New"/>
+          <w:b/>
+          <w:bCs/>
+          <w:kern w:val="36"/>
+          <w:sz w:val="20"/>
+          <w:szCs w:val="20"/>
+          <w:lang w:eastAsia="en-IN"/>
+        </w:rPr>
+        <w:t>)</w:t>
       </w:r>
     </w:p>
     <w:p>
@@ -11189,7 +12229,27 @@
           <w:lang w:eastAsia="en-IN"/>
         </w:rPr>
         <w:br/>
-        <w:t>print(text.rstrip())</w:t>
+        <w:t>print(</w:t>
+      </w:r>
+      <w:proofErr w:type="spellStart"/>
+      <w:r>
+        <w:rPr>
+          <w:rFonts w:ascii="Courier New" w:eastAsia="Times New Roman" w:hAnsi="Courier New" w:cs="Courier New"/>
+          <w:sz w:val="20"/>
+          <w:szCs w:val="20"/>
+          <w:lang w:eastAsia="en-IN"/>
+        </w:rPr>
+        <w:t>text.rstrip</w:t>
+      </w:r>
+      <w:proofErr w:type="spellEnd"/>
+      <w:r>
+        <w:rPr>
+          <w:rFonts w:ascii="Courier New" w:eastAsia="Times New Roman" w:hAnsi="Courier New" w:cs="Courier New"/>
+          <w:sz w:val="20"/>
+          <w:szCs w:val="20"/>
+          <w:lang w:eastAsia="en-IN"/>
+        </w:rPr>
+        <w:t>())</w:t>
       </w:r>
     </w:p>
     <w:p>
@@ -11298,6 +12358,7 @@
         </w:rPr>
         <w:t xml:space="preserve">9. </w:t>
       </w:r>
+      <w:proofErr w:type="gramStart"/>
       <w:r>
         <w:rPr>
           <w:rFonts w:ascii="Courier New" w:eastAsia="Times New Roman" w:hAnsi="Courier New" w:cs="Courier New"/>
@@ -11308,7 +12369,20 @@
           <w:szCs w:val="20"/>
           <w:lang w:eastAsia="en-IN"/>
         </w:rPr>
-        <w:t>replace()</w:t>
+        <w:t>replace(</w:t>
+      </w:r>
+      <w:proofErr w:type="gramEnd"/>
+      <w:r>
+        <w:rPr>
+          <w:rFonts w:ascii="Courier New" w:eastAsia="Times New Roman" w:hAnsi="Courier New" w:cs="Courier New"/>
+          <w:b/>
+          <w:bCs/>
+          <w:kern w:val="36"/>
+          <w:sz w:val="20"/>
+          <w:szCs w:val="20"/>
+          <w:lang w:eastAsia="en-IN"/>
+        </w:rPr>
+        <w:t>)</w:t>
       </w:r>
     </w:p>
     <w:p>
@@ -11384,14 +12458,25 @@
           <w:lang w:eastAsia="en-IN"/>
         </w:rPr>
       </w:pPr>
-      <w:r>
-        <w:rPr>
-          <w:rFonts w:ascii="Courier New" w:eastAsia="Times New Roman" w:hAnsi="Courier New" w:cs="Courier New"/>
-          <w:sz w:val="20"/>
-          <w:szCs w:val="20"/>
-          <w:lang w:eastAsia="en-IN"/>
-        </w:rPr>
-        <w:t>msg = "I like Java"</w:t>
+      <w:proofErr w:type="spellStart"/>
+      <w:r>
+        <w:rPr>
+          <w:rFonts w:ascii="Courier New" w:eastAsia="Times New Roman" w:hAnsi="Courier New" w:cs="Courier New"/>
+          <w:sz w:val="20"/>
+          <w:szCs w:val="20"/>
+          <w:lang w:eastAsia="en-IN"/>
+        </w:rPr>
+        <w:t>msg</w:t>
+      </w:r>
+      <w:proofErr w:type="spellEnd"/>
+      <w:r>
+        <w:rPr>
+          <w:rFonts w:ascii="Courier New" w:eastAsia="Times New Roman" w:hAnsi="Courier New" w:cs="Courier New"/>
+          <w:sz w:val="20"/>
+          <w:szCs w:val="20"/>
+          <w:lang w:eastAsia="en-IN"/>
+        </w:rPr>
+        <w:t xml:space="preserve"> = "I like Java"</w:t>
       </w:r>
       <w:r>
         <w:rPr>
@@ -11410,7 +12495,27 @@
           <w:lang w:eastAsia="en-IN"/>
         </w:rPr>
         <w:br/>
-        <w:t>print(msg.replace("Java", "Python"))</w:t>
+        <w:t>print(</w:t>
+      </w:r>
+      <w:proofErr w:type="spellStart"/>
+      <w:r>
+        <w:rPr>
+          <w:rFonts w:ascii="Courier New" w:eastAsia="Times New Roman" w:hAnsi="Courier New" w:cs="Courier New"/>
+          <w:sz w:val="20"/>
+          <w:szCs w:val="20"/>
+          <w:lang w:eastAsia="en-IN"/>
+        </w:rPr>
+        <w:t>msg.replace</w:t>
+      </w:r>
+      <w:proofErr w:type="spellEnd"/>
+      <w:r>
+        <w:rPr>
+          <w:rFonts w:ascii="Courier New" w:eastAsia="Times New Roman" w:hAnsi="Courier New" w:cs="Courier New"/>
+          <w:sz w:val="20"/>
+          <w:szCs w:val="20"/>
+          <w:lang w:eastAsia="en-IN"/>
+        </w:rPr>
+        <w:t>("Java", "Python"))</w:t>
       </w:r>
     </w:p>
     <w:p>
@@ -11571,14 +12676,25 @@
         </w:rPr>
         <w:t xml:space="preserve"> Does </w:t>
       </w:r>
-      <w:r>
-        <w:rPr>
-          <w:rFonts w:ascii="Courier New" w:eastAsia="Times New Roman" w:hAnsi="Courier New" w:cs="Courier New"/>
-          <w:sz w:val="20"/>
-          <w:szCs w:val="20"/>
-          <w:lang w:eastAsia="en-IN"/>
-        </w:rPr>
-        <w:t>replace()</w:t>
+      <w:proofErr w:type="gramStart"/>
+      <w:r>
+        <w:rPr>
+          <w:rFonts w:ascii="Courier New" w:eastAsia="Times New Roman" w:hAnsi="Courier New" w:cs="Courier New"/>
+          <w:sz w:val="20"/>
+          <w:szCs w:val="20"/>
+          <w:lang w:eastAsia="en-IN"/>
+        </w:rPr>
+        <w:t>replace(</w:t>
+      </w:r>
+      <w:proofErr w:type="gramEnd"/>
+      <w:r>
+        <w:rPr>
+          <w:rFonts w:ascii="Courier New" w:eastAsia="Times New Roman" w:hAnsi="Courier New" w:cs="Courier New"/>
+          <w:sz w:val="20"/>
+          <w:szCs w:val="20"/>
+          <w:lang w:eastAsia="en-IN"/>
+        </w:rPr>
+        <w:t>)</w:t>
       </w:r>
       <w:r>
         <w:rPr>
@@ -11671,6 +12787,7 @@
         <w:lastRenderedPageBreak/>
         <w:t xml:space="preserve">10. </w:t>
       </w:r>
+      <w:proofErr w:type="gramStart"/>
       <w:r>
         <w:rPr>
           <w:rFonts w:ascii="Courier New" w:eastAsia="Times New Roman" w:hAnsi="Courier New" w:cs="Courier New"/>
@@ -11681,7 +12798,20 @@
           <w:szCs w:val="20"/>
           <w:lang w:eastAsia="en-IN"/>
         </w:rPr>
-        <w:t>split()</w:t>
+        <w:t>split(</w:t>
+      </w:r>
+      <w:proofErr w:type="gramEnd"/>
+      <w:r>
+        <w:rPr>
+          <w:rFonts w:ascii="Courier New" w:eastAsia="Times New Roman" w:hAnsi="Courier New" w:cs="Courier New"/>
+          <w:b/>
+          <w:bCs/>
+          <w:kern w:val="36"/>
+          <w:sz w:val="20"/>
+          <w:szCs w:val="20"/>
+          <w:lang w:eastAsia="en-IN"/>
+        </w:rPr>
+        <w:t>)</w:t>
       </w:r>
     </w:p>
     <w:p>
@@ -11783,7 +12913,27 @@
           <w:lang w:eastAsia="en-IN"/>
         </w:rPr>
         <w:br/>
-        <w:t>print(text.split())</w:t>
+        <w:t>print(</w:t>
+      </w:r>
+      <w:proofErr w:type="spellStart"/>
+      <w:r>
+        <w:rPr>
+          <w:rFonts w:ascii="Courier New" w:eastAsia="Times New Roman" w:hAnsi="Courier New" w:cs="Courier New"/>
+          <w:sz w:val="20"/>
+          <w:szCs w:val="20"/>
+          <w:lang w:eastAsia="en-IN"/>
+        </w:rPr>
+        <w:t>text.split</w:t>
+      </w:r>
+      <w:proofErr w:type="spellEnd"/>
+      <w:r>
+        <w:rPr>
+          <w:rFonts w:ascii="Courier New" w:eastAsia="Times New Roman" w:hAnsi="Courier New" w:cs="Courier New"/>
+          <w:sz w:val="20"/>
+          <w:szCs w:val="20"/>
+          <w:lang w:eastAsia="en-IN"/>
+        </w:rPr>
+        <w:t>())</w:t>
       </w:r>
     </w:p>
     <w:p>
@@ -11924,7 +13074,27 @@
           <w:szCs w:val="20"/>
           <w:lang w:eastAsia="en-IN"/>
         </w:rPr>
-        <w:t>skills = "Python,SQL,Excel"</w:t>
+        <w:t>skills = "</w:t>
+      </w:r>
+      <w:proofErr w:type="spellStart"/>
+      <w:r>
+        <w:rPr>
+          <w:rFonts w:ascii="Courier New" w:eastAsia="Times New Roman" w:hAnsi="Courier New" w:cs="Courier New"/>
+          <w:sz w:val="20"/>
+          <w:szCs w:val="20"/>
+          <w:lang w:eastAsia="en-IN"/>
+        </w:rPr>
+        <w:t>Python,SQL,Excel</w:t>
+      </w:r>
+      <w:proofErr w:type="spellEnd"/>
+      <w:r>
+        <w:rPr>
+          <w:rFonts w:ascii="Courier New" w:eastAsia="Times New Roman" w:hAnsi="Courier New" w:cs="Courier New"/>
+          <w:sz w:val="20"/>
+          <w:szCs w:val="20"/>
+          <w:lang w:eastAsia="en-IN"/>
+        </w:rPr>
+        <w:t>"</w:t>
       </w:r>
       <w:r>
         <w:rPr>
@@ -11943,7 +13113,27 @@
           <w:lang w:eastAsia="en-IN"/>
         </w:rPr>
         <w:br/>
-        <w:t>print(skills.split(","))</w:t>
+        <w:t>print(</w:t>
+      </w:r>
+      <w:proofErr w:type="spellStart"/>
+      <w:r>
+        <w:rPr>
+          <w:rFonts w:ascii="Courier New" w:eastAsia="Times New Roman" w:hAnsi="Courier New" w:cs="Courier New"/>
+          <w:sz w:val="20"/>
+          <w:szCs w:val="20"/>
+          <w:lang w:eastAsia="en-IN"/>
+        </w:rPr>
+        <w:t>skills.split</w:t>
+      </w:r>
+      <w:proofErr w:type="spellEnd"/>
+      <w:r>
+        <w:rPr>
+          <w:rFonts w:ascii="Courier New" w:eastAsia="Times New Roman" w:hAnsi="Courier New" w:cs="Courier New"/>
+          <w:sz w:val="20"/>
+          <w:szCs w:val="20"/>
+          <w:lang w:eastAsia="en-IN"/>
+        </w:rPr>
+        <w:t>(","))</w:t>
       </w:r>
     </w:p>
     <w:p>
@@ -12052,6 +13242,7 @@
         </w:rPr>
         <w:t xml:space="preserve">11. </w:t>
       </w:r>
+      <w:proofErr w:type="gramStart"/>
       <w:r>
         <w:rPr>
           <w:rFonts w:ascii="Courier New" w:eastAsia="Times New Roman" w:hAnsi="Courier New" w:cs="Courier New"/>
@@ -12062,7 +13253,20 @@
           <w:szCs w:val="20"/>
           <w:lang w:eastAsia="en-IN"/>
         </w:rPr>
-        <w:t>join()</w:t>
+        <w:t>join(</w:t>
+      </w:r>
+      <w:proofErr w:type="gramEnd"/>
+      <w:r>
+        <w:rPr>
+          <w:rFonts w:ascii="Courier New" w:eastAsia="Times New Roman" w:hAnsi="Courier New" w:cs="Courier New"/>
+          <w:b/>
+          <w:bCs/>
+          <w:kern w:val="36"/>
+          <w:sz w:val="20"/>
+          <w:szCs w:val="20"/>
+          <w:lang w:eastAsia="en-IN"/>
+        </w:rPr>
+        <w:t>)</w:t>
       </w:r>
     </w:p>
     <w:p>
@@ -12318,6 +13522,7 @@
         </w:rPr>
         <w:t xml:space="preserve">12. </w:t>
       </w:r>
+      <w:proofErr w:type="gramStart"/>
       <w:r>
         <w:rPr>
           <w:rFonts w:ascii="Courier New" w:eastAsia="Times New Roman" w:hAnsi="Courier New" w:cs="Courier New"/>
@@ -12328,7 +13533,20 @@
           <w:szCs w:val="20"/>
           <w:lang w:eastAsia="en-IN"/>
         </w:rPr>
-        <w:t>find()</w:t>
+        <w:t>find(</w:t>
+      </w:r>
+      <w:proofErr w:type="gramEnd"/>
+      <w:r>
+        <w:rPr>
+          <w:rFonts w:ascii="Courier New" w:eastAsia="Times New Roman" w:hAnsi="Courier New" w:cs="Courier New"/>
+          <w:b/>
+          <w:bCs/>
+          <w:kern w:val="36"/>
+          <w:sz w:val="20"/>
+          <w:szCs w:val="20"/>
+          <w:lang w:eastAsia="en-IN"/>
+        </w:rPr>
+        <w:t>)</w:t>
       </w:r>
     </w:p>
     <w:p>
@@ -12431,7 +13649,27 @@
           <w:lang w:eastAsia="en-IN"/>
         </w:rPr>
         <w:br/>
-        <w:t>print(text.find("t"))</w:t>
+        <w:t>print(</w:t>
+      </w:r>
+      <w:proofErr w:type="spellStart"/>
+      <w:r>
+        <w:rPr>
+          <w:rFonts w:ascii="Courier New" w:eastAsia="Times New Roman" w:hAnsi="Courier New" w:cs="Courier New"/>
+          <w:sz w:val="20"/>
+          <w:szCs w:val="20"/>
+          <w:lang w:eastAsia="en-IN"/>
+        </w:rPr>
+        <w:t>text.find</w:t>
+      </w:r>
+      <w:proofErr w:type="spellEnd"/>
+      <w:r>
+        <w:rPr>
+          <w:rFonts w:ascii="Courier New" w:eastAsia="Times New Roman" w:hAnsi="Courier New" w:cs="Courier New"/>
+          <w:sz w:val="20"/>
+          <w:szCs w:val="20"/>
+          <w:lang w:eastAsia="en-IN"/>
+        </w:rPr>
+        <w:t>("t"))</w:t>
       </w:r>
     </w:p>
     <w:p>
@@ -12552,7 +13790,29 @@
           <w:szCs w:val="20"/>
           <w:lang w:eastAsia="en-IN"/>
         </w:rPr>
-        <w:t>print(text.find("z"))</w:t>
+        <w:t>print(</w:t>
+      </w:r>
+      <w:proofErr w:type="spellStart"/>
+      <w:proofErr w:type="gramStart"/>
+      <w:r>
+        <w:rPr>
+          <w:rFonts w:ascii="Courier New" w:eastAsia="Times New Roman" w:hAnsi="Courier New" w:cs="Courier New"/>
+          <w:sz w:val="20"/>
+          <w:szCs w:val="20"/>
+          <w:lang w:eastAsia="en-IN"/>
+        </w:rPr>
+        <w:t>text.find</w:t>
+      </w:r>
+      <w:proofErr w:type="spellEnd"/>
+      <w:proofErr w:type="gramEnd"/>
+      <w:r>
+        <w:rPr>
+          <w:rFonts w:ascii="Courier New" w:eastAsia="Times New Roman" w:hAnsi="Courier New" w:cs="Courier New"/>
+          <w:sz w:val="20"/>
+          <w:szCs w:val="20"/>
+          <w:lang w:eastAsia="en-IN"/>
+        </w:rPr>
+        <w:t>("z"))</w:t>
       </w:r>
     </w:p>
     <w:p>
@@ -12661,6 +13921,7 @@
         </w:rPr>
         <w:t xml:space="preserve">13. </w:t>
       </w:r>
+      <w:proofErr w:type="gramStart"/>
       <w:r>
         <w:rPr>
           <w:rFonts w:ascii="Courier New" w:eastAsia="Times New Roman" w:hAnsi="Courier New" w:cs="Courier New"/>
@@ -12671,7 +13932,20 @@
           <w:szCs w:val="20"/>
           <w:lang w:eastAsia="en-IN"/>
         </w:rPr>
-        <w:t>index()</w:t>
+        <w:t>index(</w:t>
+      </w:r>
+      <w:proofErr w:type="gramEnd"/>
+      <w:r>
+        <w:rPr>
+          <w:rFonts w:ascii="Courier New" w:eastAsia="Times New Roman" w:hAnsi="Courier New" w:cs="Courier New"/>
+          <w:b/>
+          <w:bCs/>
+          <w:kern w:val="36"/>
+          <w:sz w:val="20"/>
+          <w:szCs w:val="20"/>
+          <w:lang w:eastAsia="en-IN"/>
+        </w:rPr>
+        <w:t>)</w:t>
       </w:r>
     </w:p>
     <w:p>
@@ -12693,14 +13967,25 @@
         </w:rPr>
         <w:t xml:space="preserve">Similar to </w:t>
       </w:r>
-      <w:r>
-        <w:rPr>
-          <w:rFonts w:ascii="Courier New" w:eastAsia="Times New Roman" w:hAnsi="Courier New" w:cs="Courier New"/>
-          <w:sz w:val="20"/>
-          <w:szCs w:val="20"/>
-          <w:lang w:eastAsia="en-IN"/>
-        </w:rPr>
-        <w:t>find()</w:t>
+      <w:proofErr w:type="gramStart"/>
+      <w:r>
+        <w:rPr>
+          <w:rFonts w:ascii="Courier New" w:eastAsia="Times New Roman" w:hAnsi="Courier New" w:cs="Courier New"/>
+          <w:sz w:val="20"/>
+          <w:szCs w:val="20"/>
+          <w:lang w:eastAsia="en-IN"/>
+        </w:rPr>
+        <w:t>find(</w:t>
+      </w:r>
+      <w:proofErr w:type="gramEnd"/>
+      <w:r>
+        <w:rPr>
+          <w:rFonts w:ascii="Courier New" w:eastAsia="Times New Roman" w:hAnsi="Courier New" w:cs="Courier New"/>
+          <w:sz w:val="20"/>
+          <w:szCs w:val="20"/>
+          <w:lang w:eastAsia="en-IN"/>
+        </w:rPr>
+        <w:t>)</w:t>
       </w:r>
       <w:r>
         <w:rPr>
@@ -12806,7 +14091,27 @@
           <w:lang w:eastAsia="en-IN"/>
         </w:rPr>
         <w:br/>
-        <w:t>print(text.index("t"))</w:t>
+        <w:t>print(</w:t>
+      </w:r>
+      <w:proofErr w:type="spellStart"/>
+      <w:r>
+        <w:rPr>
+          <w:rFonts w:ascii="Courier New" w:eastAsia="Times New Roman" w:hAnsi="Courier New" w:cs="Courier New"/>
+          <w:sz w:val="20"/>
+          <w:szCs w:val="20"/>
+          <w:lang w:eastAsia="en-IN"/>
+        </w:rPr>
+        <w:t>text.index</w:t>
+      </w:r>
+      <w:proofErr w:type="spellEnd"/>
+      <w:r>
+        <w:rPr>
+          <w:rFonts w:ascii="Courier New" w:eastAsia="Times New Roman" w:hAnsi="Courier New" w:cs="Courier New"/>
+          <w:sz w:val="20"/>
+          <w:szCs w:val="20"/>
+          <w:lang w:eastAsia="en-IN"/>
+        </w:rPr>
+        <w:t>("t"))</w:t>
       </w:r>
     </w:p>
     <w:p>
@@ -12915,14 +14220,27 @@
           <w:lang w:eastAsia="en-IN"/>
         </w:rPr>
       </w:pPr>
-      <w:r>
-        <w:rPr>
-          <w:rFonts w:ascii="Courier New" w:eastAsia="Times New Roman" w:hAnsi="Courier New" w:cs="Courier New"/>
-          <w:sz w:val="20"/>
-          <w:szCs w:val="20"/>
-          <w:lang w:eastAsia="en-IN"/>
-        </w:rPr>
-        <w:t>text.index("z")</w:t>
+      <w:proofErr w:type="spellStart"/>
+      <w:proofErr w:type="gramStart"/>
+      <w:r>
+        <w:rPr>
+          <w:rFonts w:ascii="Courier New" w:eastAsia="Times New Roman" w:hAnsi="Courier New" w:cs="Courier New"/>
+          <w:sz w:val="20"/>
+          <w:szCs w:val="20"/>
+          <w:lang w:eastAsia="en-IN"/>
+        </w:rPr>
+        <w:t>text.index</w:t>
+      </w:r>
+      <w:proofErr w:type="spellEnd"/>
+      <w:proofErr w:type="gramEnd"/>
+      <w:r>
+        <w:rPr>
+          <w:rFonts w:ascii="Courier New" w:eastAsia="Times New Roman" w:hAnsi="Courier New" w:cs="Courier New"/>
+          <w:sz w:val="20"/>
+          <w:szCs w:val="20"/>
+          <w:lang w:eastAsia="en-IN"/>
+        </w:rPr>
+        <w:t>("z")</w:t>
       </w:r>
     </w:p>
     <w:p>
@@ -12973,6 +14291,7 @@
           <w:lang w:eastAsia="en-IN"/>
         </w:rPr>
       </w:pPr>
+      <w:proofErr w:type="spellStart"/>
       <w:r>
         <w:rPr>
           <w:rFonts w:ascii="Courier New" w:eastAsia="Times New Roman" w:hAnsi="Courier New" w:cs="Courier New"/>
@@ -12982,6 +14301,7 @@
         </w:rPr>
         <w:t>ValueError</w:t>
       </w:r>
+      <w:proofErr w:type="spellEnd"/>
     </w:p>
     <w:p>
       <w:pPr>
@@ -13068,16 +14388,29 @@
         </w:rPr>
         <w:t xml:space="preserve">Difference between </w:t>
       </w:r>
-      <w:r>
-        <w:rPr>
-          <w:rFonts w:ascii="Courier New" w:eastAsia="Times New Roman" w:hAnsi="Courier New" w:cs="Courier New"/>
-          <w:b/>
-          <w:bCs/>
-          <w:sz w:val="20"/>
-          <w:szCs w:val="20"/>
-          <w:lang w:eastAsia="en-IN"/>
-        </w:rPr>
-        <w:t>find()</w:t>
+      <w:proofErr w:type="gramStart"/>
+      <w:r>
+        <w:rPr>
+          <w:rFonts w:ascii="Courier New" w:eastAsia="Times New Roman" w:hAnsi="Courier New" w:cs="Courier New"/>
+          <w:b/>
+          <w:bCs/>
+          <w:sz w:val="20"/>
+          <w:szCs w:val="20"/>
+          <w:lang w:eastAsia="en-IN"/>
+        </w:rPr>
+        <w:t>find(</w:t>
+      </w:r>
+      <w:proofErr w:type="gramEnd"/>
+      <w:r>
+        <w:rPr>
+          <w:rFonts w:ascii="Courier New" w:eastAsia="Times New Roman" w:hAnsi="Courier New" w:cs="Courier New"/>
+          <w:b/>
+          <w:bCs/>
+          <w:sz w:val="20"/>
+          <w:szCs w:val="20"/>
+          <w:lang w:eastAsia="en-IN"/>
+        </w:rPr>
+        <w:t>)</w:t>
       </w:r>
       <w:r>
         <w:rPr>
@@ -13186,6 +14519,8 @@
               </w:rPr>
               <w:t>index()</w:t>
             </w:r>
+            <w:bookmarkStart w:id="0" w:name="_GoBack"/>
+            <w:bookmarkEnd w:id="0"/>
           </w:p>
         </w:tc>
       </w:tr>
@@ -13245,6 +14580,7 @@
               </w:rPr>
               <w:t xml:space="preserve">Raises </w:t>
             </w:r>
+            <w:proofErr w:type="spellStart"/>
             <w:r>
               <w:rPr>
                 <w:rFonts w:ascii="Courier New" w:eastAsia="Times New Roman" w:hAnsi="Courier New" w:cs="Courier New"/>
@@ -13254,6 +14590,7 @@
               </w:rPr>
               <w:t>ValueError</w:t>
             </w:r>
+            <w:proofErr w:type="spellEnd"/>
           </w:p>
         </w:tc>
       </w:tr>
@@ -13365,6 +14702,7 @@
         </w:rPr>
         <w:t xml:space="preserve">14. </w:t>
       </w:r>
+      <w:proofErr w:type="gramStart"/>
       <w:r>
         <w:rPr>
           <w:rFonts w:ascii="Courier New" w:eastAsia="Times New Roman" w:hAnsi="Courier New" w:cs="Courier New"/>
@@ -13375,7 +14713,20 @@
           <w:szCs w:val="20"/>
           <w:lang w:eastAsia="en-IN"/>
         </w:rPr>
-        <w:t>count()</w:t>
+        <w:t>count(</w:t>
+      </w:r>
+      <w:proofErr w:type="gramEnd"/>
+      <w:r>
+        <w:rPr>
+          <w:rFonts w:ascii="Courier New" w:eastAsia="Times New Roman" w:hAnsi="Courier New" w:cs="Courier New"/>
+          <w:b/>
+          <w:bCs/>
+          <w:kern w:val="36"/>
+          <w:sz w:val="20"/>
+          <w:szCs w:val="20"/>
+          <w:lang w:eastAsia="en-IN"/>
+        </w:rPr>
+        <w:t>)</w:t>
       </w:r>
     </w:p>
     <w:p>
@@ -13452,7 +14803,27 @@
           <w:lang w:eastAsia="en-IN"/>
         </w:rPr>
         <w:br/>
-        <w:t>print(text.count("a"))</w:t>
+        <w:t>print(</w:t>
+      </w:r>
+      <w:proofErr w:type="spellStart"/>
+      <w:r>
+        <w:rPr>
+          <w:rFonts w:ascii="Courier New" w:eastAsia="Times New Roman" w:hAnsi="Courier New" w:cs="Courier New"/>
+          <w:sz w:val="20"/>
+          <w:szCs w:val="20"/>
+          <w:lang w:eastAsia="en-IN"/>
+        </w:rPr>
+        <w:t>text.count</w:t>
+      </w:r>
+      <w:proofErr w:type="spellEnd"/>
+      <w:r>
+        <w:rPr>
+          <w:rFonts w:ascii="Courier New" w:eastAsia="Times New Roman" w:hAnsi="Courier New" w:cs="Courier New"/>
+          <w:sz w:val="20"/>
+          <w:szCs w:val="20"/>
+          <w:lang w:eastAsia="en-IN"/>
+        </w:rPr>
+        <w:t>("a"))</w:t>
       </w:r>
     </w:p>
     <w:p>
@@ -13561,6 +14932,8 @@
         </w:rPr>
         <w:t xml:space="preserve">15. </w:t>
       </w:r>
+      <w:proofErr w:type="spellStart"/>
+      <w:proofErr w:type="gramStart"/>
       <w:r>
         <w:rPr>
           <w:rFonts w:ascii="Courier New" w:eastAsia="Times New Roman" w:hAnsi="Courier New" w:cs="Courier New"/>
@@ -13571,7 +14944,33 @@
           <w:szCs w:val="20"/>
           <w:lang w:eastAsia="en-IN"/>
         </w:rPr>
-        <w:t>startswith()</w:t>
+        <w:t>startswith</w:t>
+      </w:r>
+      <w:proofErr w:type="spellEnd"/>
+      <w:r>
+        <w:rPr>
+          <w:rFonts w:ascii="Courier New" w:eastAsia="Times New Roman" w:hAnsi="Courier New" w:cs="Courier New"/>
+          <w:b/>
+          <w:bCs/>
+          <w:kern w:val="36"/>
+          <w:sz w:val="20"/>
+          <w:szCs w:val="20"/>
+          <w:lang w:eastAsia="en-IN"/>
+        </w:rPr>
+        <w:t>(</w:t>
+      </w:r>
+      <w:proofErr w:type="gramEnd"/>
+      <w:r>
+        <w:rPr>
+          <w:rFonts w:ascii="Courier New" w:eastAsia="Times New Roman" w:hAnsi="Courier New" w:cs="Courier New"/>
+          <w:b/>
+          <w:bCs/>
+          <w:kern w:val="36"/>
+          <w:sz w:val="20"/>
+          <w:szCs w:val="20"/>
+          <w:lang w:eastAsia="en-IN"/>
+        </w:rPr>
+        <w:t>)</w:t>
       </w:r>
     </w:p>
     <w:p>
@@ -13648,7 +15047,27 @@
           <w:lang w:eastAsia="en-IN"/>
         </w:rPr>
         <w:br/>
-        <w:t>print(filename.startswith("report"))</w:t>
+        <w:t>print(</w:t>
+      </w:r>
+      <w:proofErr w:type="spellStart"/>
+      <w:r>
+        <w:rPr>
+          <w:rFonts w:ascii="Courier New" w:eastAsia="Times New Roman" w:hAnsi="Courier New" w:cs="Courier New"/>
+          <w:sz w:val="20"/>
+          <w:szCs w:val="20"/>
+          <w:lang w:eastAsia="en-IN"/>
+        </w:rPr>
+        <w:t>filename.startswith</w:t>
+      </w:r>
+      <w:proofErr w:type="spellEnd"/>
+      <w:r>
+        <w:rPr>
+          <w:rFonts w:ascii="Courier New" w:eastAsia="Times New Roman" w:hAnsi="Courier New" w:cs="Courier New"/>
+          <w:sz w:val="20"/>
+          <w:szCs w:val="20"/>
+          <w:lang w:eastAsia="en-IN"/>
+        </w:rPr>
+        <w:t>("report"))</w:t>
       </w:r>
     </w:p>
     <w:p>
@@ -13757,6 +15176,8 @@
         </w:rPr>
         <w:t xml:space="preserve">16. </w:t>
       </w:r>
+      <w:proofErr w:type="spellStart"/>
+      <w:proofErr w:type="gramStart"/>
       <w:r>
         <w:rPr>
           <w:rFonts w:ascii="Courier New" w:eastAsia="Times New Roman" w:hAnsi="Courier New" w:cs="Courier New"/>
@@ -13767,7 +15188,33 @@
           <w:szCs w:val="20"/>
           <w:lang w:eastAsia="en-IN"/>
         </w:rPr>
-        <w:t>endswith()</w:t>
+        <w:t>endswith</w:t>
+      </w:r>
+      <w:proofErr w:type="spellEnd"/>
+      <w:r>
+        <w:rPr>
+          <w:rFonts w:ascii="Courier New" w:eastAsia="Times New Roman" w:hAnsi="Courier New" w:cs="Courier New"/>
+          <w:b/>
+          <w:bCs/>
+          <w:kern w:val="36"/>
+          <w:sz w:val="20"/>
+          <w:szCs w:val="20"/>
+          <w:lang w:eastAsia="en-IN"/>
+        </w:rPr>
+        <w:t>(</w:t>
+      </w:r>
+      <w:proofErr w:type="gramEnd"/>
+      <w:r>
+        <w:rPr>
+          <w:rFonts w:ascii="Courier New" w:eastAsia="Times New Roman" w:hAnsi="Courier New" w:cs="Courier New"/>
+          <w:b/>
+          <w:bCs/>
+          <w:kern w:val="36"/>
+          <w:sz w:val="20"/>
+          <w:szCs w:val="20"/>
+          <w:lang w:eastAsia="en-IN"/>
+        </w:rPr>
+        <w:t>)</w:t>
       </w:r>
     </w:p>
     <w:p>
@@ -13844,7 +15291,27 @@
           <w:lang w:eastAsia="en-IN"/>
         </w:rPr>
         <w:br/>
-        <w:t>print(filename.endswith(".pdf"))</w:t>
+        <w:t>print(</w:t>
+      </w:r>
+      <w:proofErr w:type="spellStart"/>
+      <w:r>
+        <w:rPr>
+          <w:rFonts w:ascii="Courier New" w:eastAsia="Times New Roman" w:hAnsi="Courier New" w:cs="Courier New"/>
+          <w:sz w:val="20"/>
+          <w:szCs w:val="20"/>
+          <w:lang w:eastAsia="en-IN"/>
+        </w:rPr>
+        <w:t>filename.endswith</w:t>
+      </w:r>
+      <w:proofErr w:type="spellEnd"/>
+      <w:r>
+        <w:rPr>
+          <w:rFonts w:ascii="Courier New" w:eastAsia="Times New Roman" w:hAnsi="Courier New" w:cs="Courier New"/>
+          <w:sz w:val="20"/>
+          <w:szCs w:val="20"/>
+          <w:lang w:eastAsia="en-IN"/>
+        </w:rPr>
+        <w:t>(".pdf"))</w:t>
       </w:r>
     </w:p>
     <w:p>
@@ -13999,6 +15466,8 @@
         <w:lastRenderedPageBreak/>
         <w:t xml:space="preserve">17. </w:t>
       </w:r>
+      <w:proofErr w:type="spellStart"/>
+      <w:proofErr w:type="gramStart"/>
       <w:r>
         <w:rPr>
           <w:rFonts w:ascii="Courier New" w:eastAsia="Times New Roman" w:hAnsi="Courier New" w:cs="Courier New"/>
@@ -14009,7 +15478,33 @@
           <w:szCs w:val="20"/>
           <w:lang w:eastAsia="en-IN"/>
         </w:rPr>
-        <w:t>isalpha()</w:t>
+        <w:t>isalpha</w:t>
+      </w:r>
+      <w:proofErr w:type="spellEnd"/>
+      <w:r>
+        <w:rPr>
+          <w:rFonts w:ascii="Courier New" w:eastAsia="Times New Roman" w:hAnsi="Courier New" w:cs="Courier New"/>
+          <w:b/>
+          <w:bCs/>
+          <w:kern w:val="36"/>
+          <w:sz w:val="20"/>
+          <w:szCs w:val="20"/>
+          <w:lang w:eastAsia="en-IN"/>
+        </w:rPr>
+        <w:t>(</w:t>
+      </w:r>
+      <w:proofErr w:type="gramEnd"/>
+      <w:r>
+        <w:rPr>
+          <w:rFonts w:ascii="Courier New" w:eastAsia="Times New Roman" w:hAnsi="Courier New" w:cs="Courier New"/>
+          <w:b/>
+          <w:bCs/>
+          <w:kern w:val="36"/>
+          <w:sz w:val="20"/>
+          <w:szCs w:val="20"/>
+          <w:lang w:eastAsia="en-IN"/>
+        </w:rPr>
+        <w:t>)</w:t>
       </w:r>
     </w:p>
     <w:p>
@@ -14067,7 +15562,38 @@
           <w:szCs w:val="20"/>
           <w:lang w:eastAsia="en-IN"/>
         </w:rPr>
-        <w:t>print("Python".isalpha())</w:t>
+        <w:t>print("Python</w:t>
+      </w:r>
+      <w:proofErr w:type="gramStart"/>
+      <w:r>
+        <w:rPr>
+          <w:rFonts w:ascii="Courier New" w:eastAsia="Times New Roman" w:hAnsi="Courier New" w:cs="Courier New"/>
+          <w:sz w:val="20"/>
+          <w:szCs w:val="20"/>
+          <w:lang w:eastAsia="en-IN"/>
+        </w:rPr>
+        <w:t>".</w:t>
+      </w:r>
+      <w:proofErr w:type="spellStart"/>
+      <w:r>
+        <w:rPr>
+          <w:rFonts w:ascii="Courier New" w:eastAsia="Times New Roman" w:hAnsi="Courier New" w:cs="Courier New"/>
+          <w:sz w:val="20"/>
+          <w:szCs w:val="20"/>
+          <w:lang w:eastAsia="en-IN"/>
+        </w:rPr>
+        <w:t>isalpha</w:t>
+      </w:r>
+      <w:proofErr w:type="spellEnd"/>
+      <w:proofErr w:type="gramEnd"/>
+      <w:r>
+        <w:rPr>
+          <w:rFonts w:ascii="Courier New" w:eastAsia="Times New Roman" w:hAnsi="Courier New" w:cs="Courier New"/>
+          <w:sz w:val="20"/>
+          <w:szCs w:val="20"/>
+          <w:lang w:eastAsia="en-IN"/>
+        </w:rPr>
+        <w:t>())</w:t>
       </w:r>
     </w:p>
     <w:p>
@@ -14163,7 +15689,27 @@
           <w:szCs w:val="20"/>
           <w:lang w:eastAsia="en-IN"/>
         </w:rPr>
-        <w:t>print("Python3".isalpha())</w:t>
+        <w:t>print("Python3</w:t>
+      </w:r>
+      <w:proofErr w:type="gramStart"/>
+      <w:r>
+        <w:rPr>
+          <w:rFonts w:ascii="Courier New" w:eastAsia="Times New Roman" w:hAnsi="Courier New" w:cs="Courier New"/>
+          <w:sz w:val="20"/>
+          <w:szCs w:val="20"/>
+          <w:lang w:eastAsia="en-IN"/>
+        </w:rPr>
+        <w:t>".isalpha</w:t>
+      </w:r>
+      <w:proofErr w:type="gramEnd"/>
+      <w:r>
+        <w:rPr>
+          <w:rFonts w:ascii="Courier New" w:eastAsia="Times New Roman" w:hAnsi="Courier New" w:cs="Courier New"/>
+          <w:sz w:val="20"/>
+          <w:szCs w:val="20"/>
+          <w:lang w:eastAsia="en-IN"/>
+        </w:rPr>
+        <w:t>())</w:t>
       </w:r>
     </w:p>
     <w:p>
@@ -14272,6 +15818,8 @@
         </w:rPr>
         <w:t xml:space="preserve">18. </w:t>
       </w:r>
+      <w:proofErr w:type="spellStart"/>
+      <w:proofErr w:type="gramStart"/>
       <w:r>
         <w:rPr>
           <w:rFonts w:ascii="Courier New" w:eastAsia="Times New Roman" w:hAnsi="Courier New" w:cs="Courier New"/>
@@ -14282,7 +15830,33 @@
           <w:szCs w:val="20"/>
           <w:lang w:eastAsia="en-IN"/>
         </w:rPr>
-        <w:t>isdigit()</w:t>
+        <w:t>isdigit</w:t>
+      </w:r>
+      <w:proofErr w:type="spellEnd"/>
+      <w:r>
+        <w:rPr>
+          <w:rFonts w:ascii="Courier New" w:eastAsia="Times New Roman" w:hAnsi="Courier New" w:cs="Courier New"/>
+          <w:b/>
+          <w:bCs/>
+          <w:kern w:val="36"/>
+          <w:sz w:val="20"/>
+          <w:szCs w:val="20"/>
+          <w:lang w:eastAsia="en-IN"/>
+        </w:rPr>
+        <w:t>(</w:t>
+      </w:r>
+      <w:proofErr w:type="gramEnd"/>
+      <w:r>
+        <w:rPr>
+          <w:rFonts w:ascii="Courier New" w:eastAsia="Times New Roman" w:hAnsi="Courier New" w:cs="Courier New"/>
+          <w:b/>
+          <w:bCs/>
+          <w:kern w:val="36"/>
+          <w:sz w:val="20"/>
+          <w:szCs w:val="20"/>
+          <w:lang w:eastAsia="en-IN"/>
+        </w:rPr>
+        <w:t>)</w:t>
       </w:r>
     </w:p>
     <w:p>
@@ -14340,7 +15914,27 @@
           <w:szCs w:val="20"/>
           <w:lang w:eastAsia="en-IN"/>
         </w:rPr>
-        <w:t>print("12345".isdigit())</w:t>
+        <w:t>print("12345</w:t>
+      </w:r>
+      <w:proofErr w:type="gramStart"/>
+      <w:r>
+        <w:rPr>
+          <w:rFonts w:ascii="Courier New" w:eastAsia="Times New Roman" w:hAnsi="Courier New" w:cs="Courier New"/>
+          <w:sz w:val="20"/>
+          <w:szCs w:val="20"/>
+          <w:lang w:eastAsia="en-IN"/>
+        </w:rPr>
+        <w:t>".isdigit</w:t>
+      </w:r>
+      <w:proofErr w:type="gramEnd"/>
+      <w:r>
+        <w:rPr>
+          <w:rFonts w:ascii="Courier New" w:eastAsia="Times New Roman" w:hAnsi="Courier New" w:cs="Courier New"/>
+          <w:sz w:val="20"/>
+          <w:szCs w:val="20"/>
+          <w:lang w:eastAsia="en-IN"/>
+        </w:rPr>
+        <w:t>())</w:t>
       </w:r>
     </w:p>
     <w:p>
@@ -14449,6 +16043,8 @@
         </w:rPr>
         <w:t xml:space="preserve">19. </w:t>
       </w:r>
+      <w:proofErr w:type="spellStart"/>
+      <w:proofErr w:type="gramStart"/>
       <w:r>
         <w:rPr>
           <w:rFonts w:ascii="Courier New" w:eastAsia="Times New Roman" w:hAnsi="Courier New" w:cs="Courier New"/>
@@ -14459,7 +16055,33 @@
           <w:szCs w:val="20"/>
           <w:lang w:eastAsia="en-IN"/>
         </w:rPr>
-        <w:t>isalnum()</w:t>
+        <w:t>isalnum</w:t>
+      </w:r>
+      <w:proofErr w:type="spellEnd"/>
+      <w:r>
+        <w:rPr>
+          <w:rFonts w:ascii="Courier New" w:eastAsia="Times New Roman" w:hAnsi="Courier New" w:cs="Courier New"/>
+          <w:b/>
+          <w:bCs/>
+          <w:kern w:val="36"/>
+          <w:sz w:val="20"/>
+          <w:szCs w:val="20"/>
+          <w:lang w:eastAsia="en-IN"/>
+        </w:rPr>
+        <w:t>(</w:t>
+      </w:r>
+      <w:proofErr w:type="gramEnd"/>
+      <w:r>
+        <w:rPr>
+          <w:rFonts w:ascii="Courier New" w:eastAsia="Times New Roman" w:hAnsi="Courier New" w:cs="Courier New"/>
+          <w:b/>
+          <w:bCs/>
+          <w:kern w:val="36"/>
+          <w:sz w:val="20"/>
+          <w:szCs w:val="20"/>
+          <w:lang w:eastAsia="en-IN"/>
+        </w:rPr>
+        <w:t>)</w:t>
       </w:r>
     </w:p>
     <w:p>
@@ -14517,7 +16139,27 @@
           <w:szCs w:val="20"/>
           <w:lang w:eastAsia="en-IN"/>
         </w:rPr>
-        <w:t>print("Python123".isalnum())</w:t>
+        <w:t>print("Python123</w:t>
+      </w:r>
+      <w:proofErr w:type="gramStart"/>
+      <w:r>
+        <w:rPr>
+          <w:rFonts w:ascii="Courier New" w:eastAsia="Times New Roman" w:hAnsi="Courier New" w:cs="Courier New"/>
+          <w:sz w:val="20"/>
+          <w:szCs w:val="20"/>
+          <w:lang w:eastAsia="en-IN"/>
+        </w:rPr>
+        <w:t>".isalnum</w:t>
+      </w:r>
+      <w:proofErr w:type="gramEnd"/>
+      <w:r>
+        <w:rPr>
+          <w:rFonts w:ascii="Courier New" w:eastAsia="Times New Roman" w:hAnsi="Courier New" w:cs="Courier New"/>
+          <w:sz w:val="20"/>
+          <w:szCs w:val="20"/>
+          <w:lang w:eastAsia="en-IN"/>
+        </w:rPr>
+        <w:t>())</w:t>
       </w:r>
     </w:p>
     <w:p>
@@ -14626,6 +16268,8 @@
         </w:rPr>
         <w:t xml:space="preserve">20. </w:t>
       </w:r>
+      <w:proofErr w:type="spellStart"/>
+      <w:proofErr w:type="gramStart"/>
       <w:r>
         <w:rPr>
           <w:rFonts w:ascii="Courier New" w:eastAsia="Times New Roman" w:hAnsi="Courier New" w:cs="Courier New"/>
@@ -14636,7 +16280,33 @@
           <w:szCs w:val="20"/>
           <w:lang w:eastAsia="en-IN"/>
         </w:rPr>
-        <w:t>isspace()</w:t>
+        <w:t>isspace</w:t>
+      </w:r>
+      <w:proofErr w:type="spellEnd"/>
+      <w:r>
+        <w:rPr>
+          <w:rFonts w:ascii="Courier New" w:eastAsia="Times New Roman" w:hAnsi="Courier New" w:cs="Courier New"/>
+          <w:b/>
+          <w:bCs/>
+          <w:kern w:val="36"/>
+          <w:sz w:val="20"/>
+          <w:szCs w:val="20"/>
+          <w:lang w:eastAsia="en-IN"/>
+        </w:rPr>
+        <w:t>(</w:t>
+      </w:r>
+      <w:proofErr w:type="gramEnd"/>
+      <w:r>
+        <w:rPr>
+          <w:rFonts w:ascii="Courier New" w:eastAsia="Times New Roman" w:hAnsi="Courier New" w:cs="Courier New"/>
+          <w:b/>
+          <w:bCs/>
+          <w:kern w:val="36"/>
+          <w:sz w:val="20"/>
+          <w:szCs w:val="20"/>
+          <w:lang w:eastAsia="en-IN"/>
+        </w:rPr>
+        <w:t>)</w:t>
       </w:r>
     </w:p>
     <w:p>
@@ -14687,14 +16357,45 @@
           <w:lang w:eastAsia="en-IN"/>
         </w:rPr>
       </w:pPr>
-      <w:r>
-        <w:rPr>
-          <w:rFonts w:ascii="Courier New" w:eastAsia="Times New Roman" w:hAnsi="Courier New" w:cs="Courier New"/>
-          <w:sz w:val="20"/>
-          <w:szCs w:val="20"/>
-          <w:lang w:eastAsia="en-IN"/>
-        </w:rPr>
-        <w:t>print("   ".isspace())</w:t>
+      <w:proofErr w:type="gramStart"/>
+      <w:r>
+        <w:rPr>
+          <w:rFonts w:ascii="Courier New" w:eastAsia="Times New Roman" w:hAnsi="Courier New" w:cs="Courier New"/>
+          <w:sz w:val="20"/>
+          <w:szCs w:val="20"/>
+          <w:lang w:eastAsia="en-IN"/>
+        </w:rPr>
+        <w:t>print(</w:t>
+      </w:r>
+      <w:proofErr w:type="gramEnd"/>
+      <w:r>
+        <w:rPr>
+          <w:rFonts w:ascii="Courier New" w:eastAsia="Times New Roman" w:hAnsi="Courier New" w:cs="Courier New"/>
+          <w:sz w:val="20"/>
+          <w:szCs w:val="20"/>
+          <w:lang w:eastAsia="en-IN"/>
+        </w:rPr>
+        <w:t>"   ".</w:t>
+      </w:r>
+      <w:proofErr w:type="spellStart"/>
+      <w:r>
+        <w:rPr>
+          <w:rFonts w:ascii="Courier New" w:eastAsia="Times New Roman" w:hAnsi="Courier New" w:cs="Courier New"/>
+          <w:sz w:val="20"/>
+          <w:szCs w:val="20"/>
+          <w:lang w:eastAsia="en-IN"/>
+        </w:rPr>
+        <w:t>isspace</w:t>
+      </w:r>
+      <w:proofErr w:type="spellEnd"/>
+      <w:r>
+        <w:rPr>
+          <w:rFonts w:ascii="Courier New" w:eastAsia="Times New Roman" w:hAnsi="Courier New" w:cs="Courier New"/>
+          <w:sz w:val="20"/>
+          <w:szCs w:val="20"/>
+          <w:lang w:eastAsia="en-IN"/>
+        </w:rPr>
+        <w:t>())</w:t>
       </w:r>
     </w:p>
     <w:p>
@@ -14804,6 +16505,8 @@
         <w:lastRenderedPageBreak/>
         <w:t xml:space="preserve">21. </w:t>
       </w:r>
+      <w:proofErr w:type="spellStart"/>
+      <w:proofErr w:type="gramStart"/>
       <w:r>
         <w:rPr>
           <w:rFonts w:ascii="Courier New" w:eastAsia="Times New Roman" w:hAnsi="Courier New" w:cs="Courier New"/>
@@ -14814,27 +16517,64 @@
           <w:szCs w:val="20"/>
           <w:lang w:eastAsia="en-IN"/>
         </w:rPr>
-        <w:t>center()</w:t>
-      </w:r>
-    </w:p>
-    <w:p>
-      <w:pPr>
-        <w:spacing w:before="100" w:beforeAutospacing="1" w:after="100" w:afterAutospacing="1" w:line="240" w:lineRule="auto"/>
-        <w:rPr>
-          <w:rFonts w:ascii="Times New Roman" w:eastAsia="Times New Roman" w:hAnsi="Times New Roman" w:cs="Times New Roman"/>
-          <w:sz w:val="24"/>
-          <w:szCs w:val="24"/>
-          <w:lang w:eastAsia="en-IN"/>
-        </w:rPr>
-      </w:pPr>
-      <w:r>
-        <w:rPr>
-          <w:rFonts w:ascii="Times New Roman" w:eastAsia="Times New Roman" w:hAnsi="Times New Roman" w:cs="Times New Roman"/>
-          <w:sz w:val="24"/>
-          <w:szCs w:val="24"/>
-          <w:lang w:eastAsia="en-IN"/>
-        </w:rPr>
-        <w:t>Centers a string within a specified width.</w:t>
+        <w:t>center</w:t>
+      </w:r>
+      <w:proofErr w:type="spellEnd"/>
+      <w:r>
+        <w:rPr>
+          <w:rFonts w:ascii="Courier New" w:eastAsia="Times New Roman" w:hAnsi="Courier New" w:cs="Courier New"/>
+          <w:b/>
+          <w:bCs/>
+          <w:kern w:val="36"/>
+          <w:sz w:val="20"/>
+          <w:szCs w:val="20"/>
+          <w:lang w:eastAsia="en-IN"/>
+        </w:rPr>
+        <w:t>(</w:t>
+      </w:r>
+      <w:proofErr w:type="gramEnd"/>
+      <w:r>
+        <w:rPr>
+          <w:rFonts w:ascii="Courier New" w:eastAsia="Times New Roman" w:hAnsi="Courier New" w:cs="Courier New"/>
+          <w:b/>
+          <w:bCs/>
+          <w:kern w:val="36"/>
+          <w:sz w:val="20"/>
+          <w:szCs w:val="20"/>
+          <w:lang w:eastAsia="en-IN"/>
+        </w:rPr>
+        <w:t>)</w:t>
+      </w:r>
+    </w:p>
+    <w:p>
+      <w:pPr>
+        <w:spacing w:before="100" w:beforeAutospacing="1" w:after="100" w:afterAutospacing="1" w:line="240" w:lineRule="auto"/>
+        <w:rPr>
+          <w:rFonts w:ascii="Times New Roman" w:eastAsia="Times New Roman" w:hAnsi="Times New Roman" w:cs="Times New Roman"/>
+          <w:sz w:val="24"/>
+          <w:szCs w:val="24"/>
+          <w:lang w:eastAsia="en-IN"/>
+        </w:rPr>
+      </w:pPr>
+      <w:proofErr w:type="spellStart"/>
+      <w:r>
+        <w:rPr>
+          <w:rFonts w:ascii="Times New Roman" w:eastAsia="Times New Roman" w:hAnsi="Times New Roman" w:cs="Times New Roman"/>
+          <w:sz w:val="24"/>
+          <w:szCs w:val="24"/>
+          <w:lang w:eastAsia="en-IN"/>
+        </w:rPr>
+        <w:t>Centers</w:t>
+      </w:r>
+      <w:proofErr w:type="spellEnd"/>
+      <w:r>
+        <w:rPr>
+          <w:rFonts w:ascii="Times New Roman" w:eastAsia="Times New Roman" w:hAnsi="Times New Roman" w:cs="Times New Roman"/>
+          <w:sz w:val="24"/>
+          <w:szCs w:val="24"/>
+          <w:lang w:eastAsia="en-IN"/>
+        </w:rPr>
+        <w:t xml:space="preserve"> a string within a specified width.</w:t>
       </w:r>
     </w:p>
     <w:p>
@@ -14865,14 +16605,45 @@
           <w:lang w:eastAsia="en-IN"/>
         </w:rPr>
       </w:pPr>
-      <w:r>
-        <w:rPr>
-          <w:rFonts w:ascii="Courier New" w:eastAsia="Times New Roman" w:hAnsi="Courier New" w:cs="Courier New"/>
-          <w:sz w:val="20"/>
-          <w:szCs w:val="20"/>
-          <w:lang w:eastAsia="en-IN"/>
-        </w:rPr>
-        <w:t>print("Python".center(12, "*"))</w:t>
+      <w:proofErr w:type="gramStart"/>
+      <w:r>
+        <w:rPr>
+          <w:rFonts w:ascii="Courier New" w:eastAsia="Times New Roman" w:hAnsi="Courier New" w:cs="Courier New"/>
+          <w:sz w:val="20"/>
+          <w:szCs w:val="20"/>
+          <w:lang w:eastAsia="en-IN"/>
+        </w:rPr>
+        <w:t>print(</w:t>
+      </w:r>
+      <w:proofErr w:type="gramEnd"/>
+      <w:r>
+        <w:rPr>
+          <w:rFonts w:ascii="Courier New" w:eastAsia="Times New Roman" w:hAnsi="Courier New" w:cs="Courier New"/>
+          <w:sz w:val="20"/>
+          <w:szCs w:val="20"/>
+          <w:lang w:eastAsia="en-IN"/>
+        </w:rPr>
+        <w:t>"Python".</w:t>
+      </w:r>
+      <w:proofErr w:type="spellStart"/>
+      <w:r>
+        <w:rPr>
+          <w:rFonts w:ascii="Courier New" w:eastAsia="Times New Roman" w:hAnsi="Courier New" w:cs="Courier New"/>
+          <w:sz w:val="20"/>
+          <w:szCs w:val="20"/>
+          <w:lang w:eastAsia="en-IN"/>
+        </w:rPr>
+        <w:t>center</w:t>
+      </w:r>
+      <w:proofErr w:type="spellEnd"/>
+      <w:r>
+        <w:rPr>
+          <w:rFonts w:ascii="Courier New" w:eastAsia="Times New Roman" w:hAnsi="Courier New" w:cs="Courier New"/>
+          <w:sz w:val="20"/>
+          <w:szCs w:val="20"/>
+          <w:lang w:eastAsia="en-IN"/>
+        </w:rPr>
+        <w:t>(12, "*"))</w:t>
       </w:r>
     </w:p>
     <w:p>
@@ -14981,6 +16752,8 @@
         </w:rPr>
         <w:t xml:space="preserve">22. </w:t>
       </w:r>
+      <w:proofErr w:type="spellStart"/>
+      <w:proofErr w:type="gramStart"/>
       <w:r>
         <w:rPr>
           <w:rFonts w:ascii="Courier New" w:eastAsia="Times New Roman" w:hAnsi="Courier New" w:cs="Courier New"/>
@@ -14991,7 +16764,33 @@
           <w:szCs w:val="20"/>
           <w:lang w:eastAsia="en-IN"/>
         </w:rPr>
-        <w:t>ljust()</w:t>
+        <w:t>ljust</w:t>
+      </w:r>
+      <w:proofErr w:type="spellEnd"/>
+      <w:r>
+        <w:rPr>
+          <w:rFonts w:ascii="Courier New" w:eastAsia="Times New Roman" w:hAnsi="Courier New" w:cs="Courier New"/>
+          <w:b/>
+          <w:bCs/>
+          <w:kern w:val="36"/>
+          <w:sz w:val="20"/>
+          <w:szCs w:val="20"/>
+          <w:lang w:eastAsia="en-IN"/>
+        </w:rPr>
+        <w:t>(</w:t>
+      </w:r>
+      <w:proofErr w:type="gramEnd"/>
+      <w:r>
+        <w:rPr>
+          <w:rFonts w:ascii="Courier New" w:eastAsia="Times New Roman" w:hAnsi="Courier New" w:cs="Courier New"/>
+          <w:b/>
+          <w:bCs/>
+          <w:kern w:val="36"/>
+          <w:sz w:val="20"/>
+          <w:szCs w:val="20"/>
+          <w:lang w:eastAsia="en-IN"/>
+        </w:rPr>
+        <w:t>)</w:t>
       </w:r>
     </w:p>
     <w:p>
@@ -15042,14 +16841,45 @@
           <w:lang w:eastAsia="en-IN"/>
         </w:rPr>
       </w:pPr>
-      <w:r>
-        <w:rPr>
-          <w:rFonts w:ascii="Courier New" w:eastAsia="Times New Roman" w:hAnsi="Courier New" w:cs="Courier New"/>
-          <w:sz w:val="20"/>
-          <w:szCs w:val="20"/>
-          <w:lang w:eastAsia="en-IN"/>
-        </w:rPr>
-        <w:t>print("Python".ljust(10, "-"))</w:t>
+      <w:proofErr w:type="gramStart"/>
+      <w:r>
+        <w:rPr>
+          <w:rFonts w:ascii="Courier New" w:eastAsia="Times New Roman" w:hAnsi="Courier New" w:cs="Courier New"/>
+          <w:sz w:val="20"/>
+          <w:szCs w:val="20"/>
+          <w:lang w:eastAsia="en-IN"/>
+        </w:rPr>
+        <w:t>print(</w:t>
+      </w:r>
+      <w:proofErr w:type="gramEnd"/>
+      <w:r>
+        <w:rPr>
+          <w:rFonts w:ascii="Courier New" w:eastAsia="Times New Roman" w:hAnsi="Courier New" w:cs="Courier New"/>
+          <w:sz w:val="20"/>
+          <w:szCs w:val="20"/>
+          <w:lang w:eastAsia="en-IN"/>
+        </w:rPr>
+        <w:t>"Python".</w:t>
+      </w:r>
+      <w:proofErr w:type="spellStart"/>
+      <w:r>
+        <w:rPr>
+          <w:rFonts w:ascii="Courier New" w:eastAsia="Times New Roman" w:hAnsi="Courier New" w:cs="Courier New"/>
+          <w:sz w:val="20"/>
+          <w:szCs w:val="20"/>
+          <w:lang w:eastAsia="en-IN"/>
+        </w:rPr>
+        <w:t>ljust</w:t>
+      </w:r>
+      <w:proofErr w:type="spellEnd"/>
+      <w:r>
+        <w:rPr>
+          <w:rFonts w:ascii="Courier New" w:eastAsia="Times New Roman" w:hAnsi="Courier New" w:cs="Courier New"/>
+          <w:sz w:val="20"/>
+          <w:szCs w:val="20"/>
+          <w:lang w:eastAsia="en-IN"/>
+        </w:rPr>
+        <w:t>(10, "-"))</w:t>
       </w:r>
     </w:p>
     <w:p>
@@ -15158,6 +16988,8 @@
         </w:rPr>
         <w:t xml:space="preserve">23. </w:t>
       </w:r>
+      <w:proofErr w:type="spellStart"/>
+      <w:proofErr w:type="gramStart"/>
       <w:r>
         <w:rPr>
           <w:rFonts w:ascii="Courier New" w:eastAsia="Times New Roman" w:hAnsi="Courier New" w:cs="Courier New"/>
@@ -15168,7 +17000,33 @@
           <w:szCs w:val="20"/>
           <w:lang w:eastAsia="en-IN"/>
         </w:rPr>
-        <w:t>rjust()</w:t>
+        <w:t>rjust</w:t>
+      </w:r>
+      <w:proofErr w:type="spellEnd"/>
+      <w:r>
+        <w:rPr>
+          <w:rFonts w:ascii="Courier New" w:eastAsia="Times New Roman" w:hAnsi="Courier New" w:cs="Courier New"/>
+          <w:b/>
+          <w:bCs/>
+          <w:kern w:val="36"/>
+          <w:sz w:val="20"/>
+          <w:szCs w:val="20"/>
+          <w:lang w:eastAsia="en-IN"/>
+        </w:rPr>
+        <w:t>(</w:t>
+      </w:r>
+      <w:proofErr w:type="gramEnd"/>
+      <w:r>
+        <w:rPr>
+          <w:rFonts w:ascii="Courier New" w:eastAsia="Times New Roman" w:hAnsi="Courier New" w:cs="Courier New"/>
+          <w:b/>
+          <w:bCs/>
+          <w:kern w:val="36"/>
+          <w:sz w:val="20"/>
+          <w:szCs w:val="20"/>
+          <w:lang w:eastAsia="en-IN"/>
+        </w:rPr>
+        <w:t>)</w:t>
       </w:r>
     </w:p>
     <w:p>
@@ -15219,14 +17077,45 @@
           <w:lang w:eastAsia="en-IN"/>
         </w:rPr>
       </w:pPr>
-      <w:r>
-        <w:rPr>
-          <w:rFonts w:ascii="Courier New" w:eastAsia="Times New Roman" w:hAnsi="Courier New" w:cs="Courier New"/>
-          <w:sz w:val="20"/>
-          <w:szCs w:val="20"/>
-          <w:lang w:eastAsia="en-IN"/>
-        </w:rPr>
-        <w:t>print("Python".rjust(10, "-"))</w:t>
+      <w:proofErr w:type="gramStart"/>
+      <w:r>
+        <w:rPr>
+          <w:rFonts w:ascii="Courier New" w:eastAsia="Times New Roman" w:hAnsi="Courier New" w:cs="Courier New"/>
+          <w:sz w:val="20"/>
+          <w:szCs w:val="20"/>
+          <w:lang w:eastAsia="en-IN"/>
+        </w:rPr>
+        <w:t>print(</w:t>
+      </w:r>
+      <w:proofErr w:type="gramEnd"/>
+      <w:r>
+        <w:rPr>
+          <w:rFonts w:ascii="Courier New" w:eastAsia="Times New Roman" w:hAnsi="Courier New" w:cs="Courier New"/>
+          <w:sz w:val="20"/>
+          <w:szCs w:val="20"/>
+          <w:lang w:eastAsia="en-IN"/>
+        </w:rPr>
+        <w:t>"Python".</w:t>
+      </w:r>
+      <w:proofErr w:type="spellStart"/>
+      <w:r>
+        <w:rPr>
+          <w:rFonts w:ascii="Courier New" w:eastAsia="Times New Roman" w:hAnsi="Courier New" w:cs="Courier New"/>
+          <w:sz w:val="20"/>
+          <w:szCs w:val="20"/>
+          <w:lang w:eastAsia="en-IN"/>
+        </w:rPr>
+        <w:t>rjust</w:t>
+      </w:r>
+      <w:proofErr w:type="spellEnd"/>
+      <w:r>
+        <w:rPr>
+          <w:rFonts w:ascii="Courier New" w:eastAsia="Times New Roman" w:hAnsi="Courier New" w:cs="Courier New"/>
+          <w:sz w:val="20"/>
+          <w:szCs w:val="20"/>
+          <w:lang w:eastAsia="en-IN"/>
+        </w:rPr>
+        <w:t>(10, "-"))</w:t>
       </w:r>
     </w:p>
     <w:p>
@@ -15335,6 +17224,8 @@
         </w:rPr>
         <w:t xml:space="preserve">24. </w:t>
       </w:r>
+      <w:proofErr w:type="spellStart"/>
+      <w:proofErr w:type="gramStart"/>
       <w:r>
         <w:rPr>
           <w:rFonts w:ascii="Courier New" w:eastAsia="Times New Roman" w:hAnsi="Courier New" w:cs="Courier New"/>
@@ -15345,7 +17236,33 @@
           <w:szCs w:val="20"/>
           <w:lang w:eastAsia="en-IN"/>
         </w:rPr>
-        <w:t>zfill()</w:t>
+        <w:t>zfill</w:t>
+      </w:r>
+      <w:proofErr w:type="spellEnd"/>
+      <w:r>
+        <w:rPr>
+          <w:rFonts w:ascii="Courier New" w:eastAsia="Times New Roman" w:hAnsi="Courier New" w:cs="Courier New"/>
+          <w:b/>
+          <w:bCs/>
+          <w:kern w:val="36"/>
+          <w:sz w:val="20"/>
+          <w:szCs w:val="20"/>
+          <w:lang w:eastAsia="en-IN"/>
+        </w:rPr>
+        <w:t>(</w:t>
+      </w:r>
+      <w:proofErr w:type="gramEnd"/>
+      <w:r>
+        <w:rPr>
+          <w:rFonts w:ascii="Courier New" w:eastAsia="Times New Roman" w:hAnsi="Courier New" w:cs="Courier New"/>
+          <w:b/>
+          <w:bCs/>
+          <w:kern w:val="36"/>
+          <w:sz w:val="20"/>
+          <w:szCs w:val="20"/>
+          <w:lang w:eastAsia="en-IN"/>
+        </w:rPr>
+        <w:t>)</w:t>
       </w:r>
     </w:p>
     <w:p>
@@ -15403,7 +17320,27 @@
           <w:szCs w:val="20"/>
           <w:lang w:eastAsia="en-IN"/>
         </w:rPr>
-        <w:t>print("25".zfill(5))</w:t>
+        <w:t>print("25</w:t>
+      </w:r>
+      <w:proofErr w:type="gramStart"/>
+      <w:r>
+        <w:rPr>
+          <w:rFonts w:ascii="Courier New" w:eastAsia="Times New Roman" w:hAnsi="Courier New" w:cs="Courier New"/>
+          <w:sz w:val="20"/>
+          <w:szCs w:val="20"/>
+          <w:lang w:eastAsia="en-IN"/>
+        </w:rPr>
+        <w:t>".zfill</w:t>
+      </w:r>
+      <w:proofErr w:type="gramEnd"/>
+      <w:r>
+        <w:rPr>
+          <w:rFonts w:ascii="Courier New" w:eastAsia="Times New Roman" w:hAnsi="Courier New" w:cs="Courier New"/>
+          <w:sz w:val="20"/>
+          <w:szCs w:val="20"/>
+          <w:lang w:eastAsia="en-IN"/>
+        </w:rPr>
+        <w:t>(5))</w:t>
       </w:r>
     </w:p>
     <w:p>
@@ -15558,6 +17495,8 @@
         </w:rPr>
         <w:t xml:space="preserve">25. </w:t>
       </w:r>
+      <w:proofErr w:type="spellStart"/>
+      <w:proofErr w:type="gramStart"/>
       <w:r>
         <w:rPr>
           <w:rFonts w:ascii="Courier New" w:eastAsia="Times New Roman" w:hAnsi="Courier New" w:cs="Courier New"/>
@@ -15568,7 +17507,33 @@
           <w:szCs w:val="20"/>
           <w:lang w:eastAsia="en-IN"/>
         </w:rPr>
-        <w:t>casefold()</w:t>
+        <w:t>casefold</w:t>
+      </w:r>
+      <w:proofErr w:type="spellEnd"/>
+      <w:r>
+        <w:rPr>
+          <w:rFonts w:ascii="Courier New" w:eastAsia="Times New Roman" w:hAnsi="Courier New" w:cs="Courier New"/>
+          <w:b/>
+          <w:bCs/>
+          <w:kern w:val="36"/>
+          <w:sz w:val="20"/>
+          <w:szCs w:val="20"/>
+          <w:lang w:eastAsia="en-IN"/>
+        </w:rPr>
+        <w:t>(</w:t>
+      </w:r>
+      <w:proofErr w:type="gramEnd"/>
+      <w:r>
+        <w:rPr>
+          <w:rFonts w:ascii="Courier New" w:eastAsia="Times New Roman" w:hAnsi="Courier New" w:cs="Courier New"/>
+          <w:b/>
+          <w:bCs/>
+          <w:kern w:val="36"/>
+          <w:sz w:val="20"/>
+          <w:szCs w:val="20"/>
+          <w:lang w:eastAsia="en-IN"/>
+        </w:rPr>
+        <w:t>)</w:t>
       </w:r>
     </w:p>
     <w:p>
@@ -15590,14 +17555,25 @@
         </w:rPr>
         <w:t xml:space="preserve">Converts a string to lowercase more aggressively than </w:t>
       </w:r>
-      <w:r>
-        <w:rPr>
-          <w:rFonts w:ascii="Courier New" w:eastAsia="Times New Roman" w:hAnsi="Courier New" w:cs="Courier New"/>
-          <w:sz w:val="20"/>
-          <w:szCs w:val="20"/>
-          <w:lang w:eastAsia="en-IN"/>
-        </w:rPr>
-        <w:t>lower()</w:t>
+      <w:proofErr w:type="gramStart"/>
+      <w:r>
+        <w:rPr>
+          <w:rFonts w:ascii="Courier New" w:eastAsia="Times New Roman" w:hAnsi="Courier New" w:cs="Courier New"/>
+          <w:sz w:val="20"/>
+          <w:szCs w:val="20"/>
+          <w:lang w:eastAsia="en-IN"/>
+        </w:rPr>
+        <w:t>lower(</w:t>
+      </w:r>
+      <w:proofErr w:type="gramEnd"/>
+      <w:r>
+        <w:rPr>
+          <w:rFonts w:ascii="Courier New" w:eastAsia="Times New Roman" w:hAnsi="Courier New" w:cs="Courier New"/>
+          <w:sz w:val="20"/>
+          <w:szCs w:val="20"/>
+          <w:lang w:eastAsia="en-IN"/>
+        </w:rPr>
+        <w:t>)</w:t>
       </w:r>
       <w:r>
         <w:rPr>
@@ -15644,7 +17620,27 @@
           <w:szCs w:val="20"/>
           <w:lang w:eastAsia="en-IN"/>
         </w:rPr>
-        <w:t>text = "Straße"</w:t>
+        <w:t>text = "</w:t>
+      </w:r>
+      <w:proofErr w:type="spellStart"/>
+      <w:r>
+        <w:rPr>
+          <w:rFonts w:ascii="Courier New" w:eastAsia="Times New Roman" w:hAnsi="Courier New" w:cs="Courier New"/>
+          <w:sz w:val="20"/>
+          <w:szCs w:val="20"/>
+          <w:lang w:eastAsia="en-IN"/>
+        </w:rPr>
+        <w:t>Straße</w:t>
+      </w:r>
+      <w:proofErr w:type="spellEnd"/>
+      <w:r>
+        <w:rPr>
+          <w:rFonts w:ascii="Courier New" w:eastAsia="Times New Roman" w:hAnsi="Courier New" w:cs="Courier New"/>
+          <w:sz w:val="20"/>
+          <w:szCs w:val="20"/>
+          <w:lang w:eastAsia="en-IN"/>
+        </w:rPr>
+        <w:t>"</w:t>
       </w:r>
       <w:r>
         <w:rPr>
@@ -15663,7 +17659,27 @@
           <w:lang w:eastAsia="en-IN"/>
         </w:rPr>
         <w:br/>
-        <w:t>print(text.casefold())</w:t>
+        <w:t>print(</w:t>
+      </w:r>
+      <w:proofErr w:type="spellStart"/>
+      <w:r>
+        <w:rPr>
+          <w:rFonts w:ascii="Courier New" w:eastAsia="Times New Roman" w:hAnsi="Courier New" w:cs="Courier New"/>
+          <w:sz w:val="20"/>
+          <w:szCs w:val="20"/>
+          <w:lang w:eastAsia="en-IN"/>
+        </w:rPr>
+        <w:t>text.casefold</w:t>
+      </w:r>
+      <w:proofErr w:type="spellEnd"/>
+      <w:r>
+        <w:rPr>
+          <w:rFonts w:ascii="Courier New" w:eastAsia="Times New Roman" w:hAnsi="Courier New" w:cs="Courier New"/>
+          <w:sz w:val="20"/>
+          <w:szCs w:val="20"/>
+          <w:lang w:eastAsia="en-IN"/>
+        </w:rPr>
+        <w:t>())</w:t>
       </w:r>
     </w:p>
     <w:p>
@@ -15714,6 +17730,7 @@
           <w:lang w:eastAsia="en-IN"/>
         </w:rPr>
       </w:pPr>
+      <w:proofErr w:type="spellStart"/>
       <w:r>
         <w:rPr>
           <w:rFonts w:ascii="Courier New" w:eastAsia="Times New Roman" w:hAnsi="Courier New" w:cs="Courier New"/>
@@ -15723,6 +17740,7 @@
         </w:rPr>
         <w:t>strasse</w:t>
       </w:r>
+      <w:proofErr w:type="spellEnd"/>
     </w:p>
     <w:p>
       <w:pPr>
@@ -15809,16 +17827,29 @@
         </w:rPr>
         <w:t xml:space="preserve">1. </w:t>
       </w:r>
-      <w:r>
-        <w:rPr>
-          <w:rFonts w:ascii="Courier New" w:eastAsia="Times New Roman" w:hAnsi="Courier New" w:cs="Courier New"/>
-          <w:b/>
-          <w:bCs/>
-          <w:sz w:val="20"/>
-          <w:szCs w:val="20"/>
-          <w:lang w:eastAsia="en-IN"/>
-        </w:rPr>
-        <w:t>upper()</w:t>
+      <w:proofErr w:type="gramStart"/>
+      <w:r>
+        <w:rPr>
+          <w:rFonts w:ascii="Courier New" w:eastAsia="Times New Roman" w:hAnsi="Courier New" w:cs="Courier New"/>
+          <w:b/>
+          <w:bCs/>
+          <w:sz w:val="20"/>
+          <w:szCs w:val="20"/>
+          <w:lang w:eastAsia="en-IN"/>
+        </w:rPr>
+        <w:t>upper(</w:t>
+      </w:r>
+      <w:proofErr w:type="gramEnd"/>
+      <w:r>
+        <w:rPr>
+          <w:rFonts w:ascii="Courier New" w:eastAsia="Times New Roman" w:hAnsi="Courier New" w:cs="Courier New"/>
+          <w:b/>
+          <w:bCs/>
+          <w:sz w:val="20"/>
+          <w:szCs w:val="20"/>
+          <w:lang w:eastAsia="en-IN"/>
+        </w:rPr>
+        <w:t>)</w:t>
       </w:r>
       <w:r>
         <w:rPr>
@@ -16035,16 +18066,29 @@
         </w:rPr>
         <w:t xml:space="preserve">2. </w:t>
       </w:r>
-      <w:r>
-        <w:rPr>
-          <w:rFonts w:ascii="Courier New" w:eastAsia="Times New Roman" w:hAnsi="Courier New" w:cs="Courier New"/>
-          <w:b/>
-          <w:bCs/>
-          <w:sz w:val="20"/>
-          <w:szCs w:val="20"/>
-          <w:lang w:eastAsia="en-IN"/>
-        </w:rPr>
-        <w:t>strip()</w:t>
+      <w:proofErr w:type="gramStart"/>
+      <w:r>
+        <w:rPr>
+          <w:rFonts w:ascii="Courier New" w:eastAsia="Times New Roman" w:hAnsi="Courier New" w:cs="Courier New"/>
+          <w:b/>
+          <w:bCs/>
+          <w:sz w:val="20"/>
+          <w:szCs w:val="20"/>
+          <w:lang w:eastAsia="en-IN"/>
+        </w:rPr>
+        <w:t>strip(</w:t>
+      </w:r>
+      <w:proofErr w:type="gramEnd"/>
+      <w:r>
+        <w:rPr>
+          <w:rFonts w:ascii="Courier New" w:eastAsia="Times New Roman" w:hAnsi="Courier New" w:cs="Courier New"/>
+          <w:b/>
+          <w:bCs/>
+          <w:sz w:val="20"/>
+          <w:szCs w:val="20"/>
+          <w:lang w:eastAsia="en-IN"/>
+        </w:rPr>
+        <w:t>)</w:t>
       </w:r>
       <w:r>
         <w:rPr>
@@ -16261,16 +18305,29 @@
         </w:rPr>
         <w:t xml:space="preserve">3. </w:t>
       </w:r>
-      <w:r>
-        <w:rPr>
-          <w:rFonts w:ascii="Courier New" w:eastAsia="Times New Roman" w:hAnsi="Courier New" w:cs="Courier New"/>
-          <w:b/>
-          <w:bCs/>
-          <w:sz w:val="20"/>
-          <w:szCs w:val="20"/>
-          <w:lang w:eastAsia="en-IN"/>
-        </w:rPr>
-        <w:t>split()</w:t>
+      <w:proofErr w:type="gramStart"/>
+      <w:r>
+        <w:rPr>
+          <w:rFonts w:ascii="Courier New" w:eastAsia="Times New Roman" w:hAnsi="Courier New" w:cs="Courier New"/>
+          <w:b/>
+          <w:bCs/>
+          <w:sz w:val="20"/>
+          <w:szCs w:val="20"/>
+          <w:lang w:eastAsia="en-IN"/>
+        </w:rPr>
+        <w:t>split(</w:t>
+      </w:r>
+      <w:proofErr w:type="gramEnd"/>
+      <w:r>
+        <w:rPr>
+          <w:rFonts w:ascii="Courier New" w:eastAsia="Times New Roman" w:hAnsi="Courier New" w:cs="Courier New"/>
+          <w:b/>
+          <w:bCs/>
+          <w:sz w:val="20"/>
+          <w:szCs w:val="20"/>
+          <w:lang w:eastAsia="en-IN"/>
+        </w:rPr>
+        <w:t>)</w:t>
       </w:r>
       <w:r>
         <w:rPr>
@@ -16487,16 +18544,29 @@
         </w:rPr>
         <w:t xml:space="preserve">4. </w:t>
       </w:r>
-      <w:r>
-        <w:rPr>
-          <w:rFonts w:ascii="Courier New" w:eastAsia="Times New Roman" w:hAnsi="Courier New" w:cs="Courier New"/>
-          <w:b/>
-          <w:bCs/>
-          <w:sz w:val="20"/>
-          <w:szCs w:val="20"/>
-          <w:lang w:eastAsia="en-IN"/>
-        </w:rPr>
-        <w:t>find()</w:t>
+      <w:proofErr w:type="gramStart"/>
+      <w:r>
+        <w:rPr>
+          <w:rFonts w:ascii="Courier New" w:eastAsia="Times New Roman" w:hAnsi="Courier New" w:cs="Courier New"/>
+          <w:b/>
+          <w:bCs/>
+          <w:sz w:val="20"/>
+          <w:szCs w:val="20"/>
+          <w:lang w:eastAsia="en-IN"/>
+        </w:rPr>
+        <w:t>find(</w:t>
+      </w:r>
+      <w:proofErr w:type="gramEnd"/>
+      <w:r>
+        <w:rPr>
+          <w:rFonts w:ascii="Courier New" w:eastAsia="Times New Roman" w:hAnsi="Courier New" w:cs="Courier New"/>
+          <w:b/>
+          <w:bCs/>
+          <w:sz w:val="20"/>
+          <w:szCs w:val="20"/>
+          <w:lang w:eastAsia="en-IN"/>
+        </w:rPr>
+        <w:t>)</w:t>
       </w:r>
       <w:r>
         <w:rPr>
@@ -16681,6 +18751,7 @@
               </w:rPr>
               <w:t xml:space="preserve">Raises </w:t>
             </w:r>
+            <w:proofErr w:type="spellStart"/>
             <w:r>
               <w:rPr>
                 <w:rFonts w:ascii="Courier New" w:eastAsia="Times New Roman" w:hAnsi="Courier New" w:cs="Courier New"/>
@@ -16690,6 +18761,7 @@
               </w:rPr>
               <w:t>ValueError</w:t>
             </w:r>
+            <w:proofErr w:type="spellEnd"/>
             <w:r>
               <w:rPr>
                 <w:rFonts w:ascii="Times New Roman" w:eastAsia="Times New Roman" w:hAnsi="Times New Roman" w:cs="Times New Roman"/>
@@ -16750,16 +18822,42 @@
         <w:lastRenderedPageBreak/>
         <w:t xml:space="preserve">5. </w:t>
       </w:r>
-      <w:r>
-        <w:rPr>
-          <w:rFonts w:ascii="Courier New" w:eastAsia="Times New Roman" w:hAnsi="Courier New" w:cs="Courier New"/>
-          <w:b/>
-          <w:bCs/>
-          <w:sz w:val="20"/>
-          <w:szCs w:val="20"/>
-          <w:lang w:eastAsia="en-IN"/>
-        </w:rPr>
-        <w:t>isalpha()</w:t>
+      <w:proofErr w:type="spellStart"/>
+      <w:proofErr w:type="gramStart"/>
+      <w:r>
+        <w:rPr>
+          <w:rFonts w:ascii="Courier New" w:eastAsia="Times New Roman" w:hAnsi="Courier New" w:cs="Courier New"/>
+          <w:b/>
+          <w:bCs/>
+          <w:sz w:val="20"/>
+          <w:szCs w:val="20"/>
+          <w:lang w:eastAsia="en-IN"/>
+        </w:rPr>
+        <w:t>isalpha</w:t>
+      </w:r>
+      <w:proofErr w:type="spellEnd"/>
+      <w:r>
+        <w:rPr>
+          <w:rFonts w:ascii="Courier New" w:eastAsia="Times New Roman" w:hAnsi="Courier New" w:cs="Courier New"/>
+          <w:b/>
+          <w:bCs/>
+          <w:sz w:val="20"/>
+          <w:szCs w:val="20"/>
+          <w:lang w:eastAsia="en-IN"/>
+        </w:rPr>
+        <w:t>(</w:t>
+      </w:r>
+      <w:proofErr w:type="gramEnd"/>
+      <w:r>
+        <w:rPr>
+          <w:rFonts w:ascii="Courier New" w:eastAsia="Times New Roman" w:hAnsi="Courier New" w:cs="Courier New"/>
+          <w:b/>
+          <w:bCs/>
+          <w:sz w:val="20"/>
+          <w:szCs w:val="20"/>
+          <w:lang w:eastAsia="en-IN"/>
+        </w:rPr>
+        <w:t>)</w:t>
       </w:r>
       <w:r>
         <w:rPr>
@@ -16772,16 +18870,29 @@
         </w:rPr>
         <w:t xml:space="preserve"> vs </w:t>
       </w:r>
-      <w:r>
-        <w:rPr>
-          <w:rFonts w:ascii="Courier New" w:eastAsia="Times New Roman" w:hAnsi="Courier New" w:cs="Courier New"/>
-          <w:b/>
-          <w:bCs/>
-          <w:sz w:val="20"/>
-          <w:szCs w:val="20"/>
-          <w:lang w:eastAsia="en-IN"/>
-        </w:rPr>
-        <w:t>isalnum()</w:t>
+      <w:proofErr w:type="spellStart"/>
+      <w:r>
+        <w:rPr>
+          <w:rFonts w:ascii="Courier New" w:eastAsia="Times New Roman" w:hAnsi="Courier New" w:cs="Courier New"/>
+          <w:b/>
+          <w:bCs/>
+          <w:sz w:val="20"/>
+          <w:szCs w:val="20"/>
+          <w:lang w:eastAsia="en-IN"/>
+        </w:rPr>
+        <w:t>isalnum</w:t>
+      </w:r>
+      <w:proofErr w:type="spellEnd"/>
+      <w:r>
+        <w:rPr>
+          <w:rFonts w:ascii="Courier New" w:eastAsia="Times New Roman" w:hAnsi="Courier New" w:cs="Courier New"/>
+          <w:b/>
+          <w:bCs/>
+          <w:sz w:val="20"/>
+          <w:szCs w:val="20"/>
+          <w:lang w:eastAsia="en-IN"/>
+        </w:rPr>
+        <w:t>()</w:t>
       </w:r>
     </w:p>
     <w:tbl>
@@ -16824,6 +18935,7 @@
                 <w:lang w:eastAsia="en-IN"/>
               </w:rPr>
             </w:pPr>
+            <w:proofErr w:type="spellStart"/>
             <w:r>
               <w:rPr>
                 <w:rFonts w:ascii="Courier New" w:eastAsia="Times New Roman" w:hAnsi="Courier New" w:cs="Courier New"/>
@@ -16833,7 +18945,19 @@
                 <w:szCs w:val="20"/>
                 <w:lang w:eastAsia="en-IN"/>
               </w:rPr>
-              <w:t>isalpha()</w:t>
+              <w:t>isalpha</w:t>
+            </w:r>
+            <w:proofErr w:type="spellEnd"/>
+            <w:r>
+              <w:rPr>
+                <w:rFonts w:ascii="Courier New" w:eastAsia="Times New Roman" w:hAnsi="Courier New" w:cs="Courier New"/>
+                <w:b/>
+                <w:bCs/>
+                <w:sz w:val="20"/>
+                <w:szCs w:val="20"/>
+                <w:lang w:eastAsia="en-IN"/>
+              </w:rPr>
+              <w:t>()</w:t>
             </w:r>
           </w:p>
         </w:tc>
@@ -16856,6 +18980,7 @@
                 <w:lang w:eastAsia="en-IN"/>
               </w:rPr>
             </w:pPr>
+            <w:proofErr w:type="spellStart"/>
             <w:r>
               <w:rPr>
                 <w:rFonts w:ascii="Courier New" w:eastAsia="Times New Roman" w:hAnsi="Courier New" w:cs="Courier New"/>
@@ -16865,7 +18990,19 @@
                 <w:szCs w:val="20"/>
                 <w:lang w:eastAsia="en-IN"/>
               </w:rPr>
-              <w:t>isalnum()</w:t>
+              <w:t>isalnum</w:t>
+            </w:r>
+            <w:proofErr w:type="spellEnd"/>
+            <w:r>
+              <w:rPr>
+                <w:rFonts w:ascii="Courier New" w:eastAsia="Times New Roman" w:hAnsi="Courier New" w:cs="Courier New"/>
+                <w:b/>
+                <w:bCs/>
+                <w:sz w:val="20"/>
+                <w:szCs w:val="20"/>
+                <w:lang w:eastAsia="en-IN"/>
+              </w:rPr>
+              <w:t>()</w:t>
             </w:r>
           </w:p>
         </w:tc>
@@ -16952,18 +19089,125 @@
         </w:pict>
       </w:r>
     </w:p>
-    <w:p>
-      <w:bookmarkStart w:id="0" w:name="_GoBack"/>
-      <w:bookmarkEnd w:id="0"/>
-    </w:p>
+    <w:p/>
     <w:sectPr>
+      <w:footerReference w:type="default" r:id="rId7"/>
       <w:pgSz w:w="11906" w:h="16838"/>
       <w:pgMar w:top="1440" w:right="1440" w:bottom="1440" w:left="1440" w:header="708" w:footer="708" w:gutter="0"/>
+      <w:pgBorders w:offsetFrom="page">
+        <w:top w:val="single" w:sz="4" w:space="24" w:color="auto"/>
+        <w:left w:val="single" w:sz="4" w:space="24" w:color="auto"/>
+        <w:bottom w:val="single" w:sz="4" w:space="24" w:color="auto"/>
+        <w:right w:val="single" w:sz="4" w:space="24" w:color="auto"/>
+      </w:pgBorders>
       <w:cols w:space="708"/>
       <w:docGrid w:linePitch="360"/>
     </w:sectPr>
   </w:body>
 </w:document>
+</file>
+
+<file path=word/endnotes.xml><?xml version="1.0" encoding="utf-8"?>
+<w:endnotes xmlns:wpc="http://schemas.microsoft.com/office/word/2010/wordprocessingCanvas" xmlns:cx="http://schemas.microsoft.com/office/drawing/2014/chartex" xmlns:mc="http://schemas.openxmlformats.org/markup-compatibility/2006" xmlns:o="urn:schemas-microsoft-com:office:office" xmlns:r="http://schemas.openxmlformats.org/officeDocument/2006/relationships" xmlns:m="http://schemas.openxmlformats.org/officeDocument/2006/math" xmlns:v="urn:schemas-microsoft-com:vml" xmlns:wp14="http://schemas.microsoft.com/office/word/2010/wordprocessingDrawing" xmlns:wp="http://schemas.openxmlformats.org/drawingml/2006/wordprocessingDrawing" xmlns:w10="urn:schemas-microsoft-com:office:word" xmlns:w="http://schemas.openxmlformats.org/wordprocessingml/2006/main" xmlns:w14="http://schemas.microsoft.com/office/word/2010/wordml" xmlns:w15="http://schemas.microsoft.com/office/word/2012/wordml" xmlns:w16se="http://schemas.microsoft.com/office/word/2015/wordml/symex" xmlns:wpg="http://schemas.microsoft.com/office/word/2010/wordprocessingGroup" xmlns:wpi="http://schemas.microsoft.com/office/word/2010/wordprocessingInk" xmlns:wne="http://schemas.microsoft.com/office/word/2006/wordml" xmlns:wps="http://schemas.microsoft.com/office/word/2010/wordprocessingShape" mc:Ignorable="w14 w15 w16se wp14">
+  <w:endnote w:type="separator" w:id="-1">
+    <w:p>
+      <w:pPr>
+        <w:spacing w:after="0" w:line="240" w:lineRule="auto"/>
+      </w:pPr>
+      <w:r>
+        <w:separator/>
+      </w:r>
+    </w:p>
+  </w:endnote>
+  <w:endnote w:type="continuationSeparator" w:id="0">
+    <w:p>
+      <w:pPr>
+        <w:spacing w:after="0" w:line="240" w:lineRule="auto"/>
+      </w:pPr>
+      <w:r>
+        <w:continuationSeparator/>
+      </w:r>
+    </w:p>
+  </w:endnote>
+</w:endnotes>
+</file>
+
+<file path=word/footer1.xml><?xml version="1.0" encoding="utf-8"?>
+<w:ftr xmlns:wpc="http://schemas.microsoft.com/office/word/2010/wordprocessingCanvas" xmlns:cx="http://schemas.microsoft.com/office/drawing/2014/chartex" xmlns:mc="http://schemas.openxmlformats.org/markup-compatibility/2006" xmlns:o="urn:schemas-microsoft-com:office:office" xmlns:r="http://schemas.openxmlformats.org/officeDocument/2006/relationships" xmlns:m="http://schemas.openxmlformats.org/officeDocument/2006/math" xmlns:v="urn:schemas-microsoft-com:vml" xmlns:wp14="http://schemas.microsoft.com/office/word/2010/wordprocessingDrawing" xmlns:wp="http://schemas.openxmlformats.org/drawingml/2006/wordprocessingDrawing" xmlns:w10="urn:schemas-microsoft-com:office:word" xmlns:w="http://schemas.openxmlformats.org/wordprocessingml/2006/main" xmlns:w14="http://schemas.microsoft.com/office/word/2010/wordml" xmlns:w15="http://schemas.microsoft.com/office/word/2012/wordml" xmlns:w16se="http://schemas.microsoft.com/office/word/2015/wordml/symex" xmlns:wpg="http://schemas.microsoft.com/office/word/2010/wordprocessingGroup" xmlns:wpi="http://schemas.microsoft.com/office/word/2010/wordprocessingInk" xmlns:wne="http://schemas.microsoft.com/office/word/2006/wordml" xmlns:wps="http://schemas.microsoft.com/office/word/2010/wordprocessingShape" mc:Ignorable="w14 w15 w16se wp14">
+  <w:sdt>
+    <w:sdtPr>
+      <w:id w:val="2072534158"/>
+      <w:docPartObj>
+        <w:docPartGallery w:val="Page Numbers (Bottom of Page)"/>
+        <w:docPartUnique/>
+      </w:docPartObj>
+    </w:sdtPr>
+    <w:sdtEndPr>
+      <w:rPr>
+        <w:noProof/>
+      </w:rPr>
+    </w:sdtEndPr>
+    <w:sdtContent>
+      <w:p>
+        <w:pPr>
+          <w:pStyle w:val="Footer"/>
+          <w:jc w:val="center"/>
+        </w:pPr>
+        <w:r>
+          <w:fldChar w:fldCharType="begin"/>
+        </w:r>
+        <w:r>
+          <w:instrText xml:space="preserve"> PAGE   \* MERGEFORMAT </w:instrText>
+        </w:r>
+        <w:r>
+          <w:fldChar w:fldCharType="separate"/>
+        </w:r>
+        <w:r>
+          <w:rPr>
+            <w:noProof/>
+          </w:rPr>
+          <w:t>23</w:t>
+        </w:r>
+        <w:r>
+          <w:rPr>
+            <w:noProof/>
+          </w:rPr>
+          <w:fldChar w:fldCharType="end"/>
+        </w:r>
+      </w:p>
+    </w:sdtContent>
+  </w:sdt>
+  <w:p>
+    <w:pPr>
+      <w:pStyle w:val="Footer"/>
+    </w:pPr>
+  </w:p>
+</w:ftr>
+</file>
+
+<file path=word/footnotes.xml><?xml version="1.0" encoding="utf-8"?>
+<w:footnotes xmlns:wpc="http://schemas.microsoft.com/office/word/2010/wordprocessingCanvas" xmlns:cx="http://schemas.microsoft.com/office/drawing/2014/chartex" xmlns:mc="http://schemas.openxmlformats.org/markup-compatibility/2006" xmlns:o="urn:schemas-microsoft-com:office:office" xmlns:r="http://schemas.openxmlformats.org/officeDocument/2006/relationships" xmlns:m="http://schemas.openxmlformats.org/officeDocument/2006/math" xmlns:v="urn:schemas-microsoft-com:vml" xmlns:wp14="http://schemas.microsoft.com/office/word/2010/wordprocessingDrawing" xmlns:wp="http://schemas.openxmlformats.org/drawingml/2006/wordprocessingDrawing" xmlns:w10="urn:schemas-microsoft-com:office:word" xmlns:w="http://schemas.openxmlformats.org/wordprocessingml/2006/main" xmlns:w14="http://schemas.microsoft.com/office/word/2010/wordml" xmlns:w15="http://schemas.microsoft.com/office/word/2012/wordml" xmlns:w16se="http://schemas.microsoft.com/office/word/2015/wordml/symex" xmlns:wpg="http://schemas.microsoft.com/office/word/2010/wordprocessingGroup" xmlns:wpi="http://schemas.microsoft.com/office/word/2010/wordprocessingInk" xmlns:wne="http://schemas.microsoft.com/office/word/2006/wordml" xmlns:wps="http://schemas.microsoft.com/office/word/2010/wordprocessingShape" mc:Ignorable="w14 w15 w16se wp14">
+  <w:footnote w:type="separator" w:id="-1">
+    <w:p>
+      <w:pPr>
+        <w:spacing w:after="0" w:line="240" w:lineRule="auto"/>
+      </w:pPr>
+      <w:r>
+        <w:separator/>
+      </w:r>
+    </w:p>
+  </w:footnote>
+  <w:footnote w:type="continuationSeparator" w:id="0">
+    <w:p>
+      <w:pPr>
+        <w:spacing w:after="0" w:line="240" w:lineRule="auto"/>
+      </w:pPr>
+      <w:r>
+        <w:continuationSeparator/>
+      </w:r>
+    </w:p>
+  </w:footnote>
+</w:footnotes>
 </file>
 
 <file path=word/numbering.xml><?xml version="1.0" encoding="utf-8"?>
@@ -18621,6 +20865,50 @@
     <w:basedOn w:val="DefaultParagraphFont"/>
     <w:rsid w:val="00885F4D"/>
   </w:style>
+  <w:style w:type="paragraph" w:styleId="Header">
+    <w:name w:val="header"/>
+    <w:basedOn w:val="Normal"/>
+    <w:link w:val="HeaderChar"/>
+    <w:uiPriority w:val="99"/>
+    <w:unhideWhenUsed/>
+    <w:rsid w:val="00710BB4"/>
+    <w:pPr>
+      <w:tabs>
+        <w:tab w:val="center" w:pos="4513"/>
+        <w:tab w:val="right" w:pos="9026"/>
+      </w:tabs>
+      <w:spacing w:after="0" w:line="240" w:lineRule="auto"/>
+    </w:pPr>
+  </w:style>
+  <w:style w:type="character" w:customStyle="1" w:styleId="HeaderChar">
+    <w:name w:val="Header Char"/>
+    <w:basedOn w:val="DefaultParagraphFont"/>
+    <w:link w:val="Header"/>
+    <w:uiPriority w:val="99"/>
+    <w:rsid w:val="00710BB4"/>
+  </w:style>
+  <w:style w:type="paragraph" w:styleId="Footer">
+    <w:name w:val="footer"/>
+    <w:basedOn w:val="Normal"/>
+    <w:link w:val="FooterChar"/>
+    <w:uiPriority w:val="99"/>
+    <w:unhideWhenUsed/>
+    <w:rsid w:val="00710BB4"/>
+    <w:pPr>
+      <w:tabs>
+        <w:tab w:val="center" w:pos="4513"/>
+        <w:tab w:val="right" w:pos="9026"/>
+      </w:tabs>
+      <w:spacing w:after="0" w:line="240" w:lineRule="auto"/>
+    </w:pPr>
+  </w:style>
+  <w:style w:type="character" w:customStyle="1" w:styleId="FooterChar">
+    <w:name w:val="Footer Char"/>
+    <w:basedOn w:val="DefaultParagraphFont"/>
+    <w:link w:val="Footer"/>
+    <w:uiPriority w:val="99"/>
+    <w:rsid w:val="00710BB4"/>
+  </w:style>
 </w:styles>
 </file>
 
